--- a/docs/initial/RequirementsMyDrinkShop_2.0.docx
+++ b/docs/initial/RequirementsMyDrinkShop_2.0.docx
@@ -19,13 +19,23 @@
           <w:bCs/>
         </w:rPr>
       </w:pPr>
+      <w:proofErr w:type="spellStart"/>
       <w:r>
         <w:rPr>
           <w:rFonts w:cstheme="minorHAnsi"/>
           <w:b/>
           <w:bCs/>
         </w:rPr>
-        <w:t>MyDrinkShop v2.0</w:t>
+        <w:t>MyDrinkShop</w:t>
+      </w:r>
+      <w:proofErr w:type="spellEnd"/>
+      <w:r>
+        <w:rPr>
+          <w:rFonts w:cstheme="minorHAnsi"/>
+          <w:b/>
+          <w:bCs/>
+        </w:rPr>
+        <w:t xml:space="preserve"> v2.0</w:t>
       </w:r>
     </w:p>
     <w:p>
@@ -63,7 +73,301 @@
         <w:rPr>
           <w:rFonts w:cstheme="minorHAnsi"/>
         </w:rPr>
-        <w:t>Se cere realizarea unei aplicații software pentru gestionarea activității unui drinks shop, care să permită administrarea produselor vândute (băuturi), a ingredientelor utilizate, a rețetelor de preparare și a comenzilor plasate de clienți.</w:t>
+        <w:t xml:space="preserve">Se cere </w:t>
+      </w:r>
+      <w:proofErr w:type="spellStart"/>
+      <w:r>
+        <w:rPr>
+          <w:rFonts w:cstheme="minorHAnsi"/>
+        </w:rPr>
+        <w:t>realizarea</w:t>
+      </w:r>
+      <w:proofErr w:type="spellEnd"/>
+      <w:r>
+        <w:rPr>
+          <w:rFonts w:cstheme="minorHAnsi"/>
+        </w:rPr>
+        <w:t xml:space="preserve"> </w:t>
+      </w:r>
+      <w:proofErr w:type="spellStart"/>
+      <w:r>
+        <w:rPr>
+          <w:rFonts w:cstheme="minorHAnsi"/>
+        </w:rPr>
+        <w:t>unei</w:t>
+      </w:r>
+      <w:proofErr w:type="spellEnd"/>
+      <w:r>
+        <w:rPr>
+          <w:rFonts w:cstheme="minorHAnsi"/>
+        </w:rPr>
+        <w:t xml:space="preserve"> </w:t>
+      </w:r>
+      <w:proofErr w:type="spellStart"/>
+      <w:r>
+        <w:rPr>
+          <w:rFonts w:cstheme="minorHAnsi"/>
+        </w:rPr>
+        <w:t>aplicații</w:t>
+      </w:r>
+      <w:proofErr w:type="spellEnd"/>
+      <w:r>
+        <w:rPr>
+          <w:rFonts w:cstheme="minorHAnsi"/>
+        </w:rPr>
+        <w:t xml:space="preserve"> software </w:t>
+      </w:r>
+      <w:proofErr w:type="spellStart"/>
+      <w:r>
+        <w:rPr>
+          <w:rFonts w:cstheme="minorHAnsi"/>
+        </w:rPr>
+        <w:t>pentru</w:t>
+      </w:r>
+      <w:proofErr w:type="spellEnd"/>
+      <w:r>
+        <w:rPr>
+          <w:rFonts w:cstheme="minorHAnsi"/>
+        </w:rPr>
+        <w:t xml:space="preserve"> </w:t>
+      </w:r>
+      <w:proofErr w:type="spellStart"/>
+      <w:r>
+        <w:rPr>
+          <w:rFonts w:cstheme="minorHAnsi"/>
+        </w:rPr>
+        <w:t>gestionarea</w:t>
+      </w:r>
+      <w:proofErr w:type="spellEnd"/>
+      <w:r>
+        <w:rPr>
+          <w:rFonts w:cstheme="minorHAnsi"/>
+        </w:rPr>
+        <w:t xml:space="preserve"> </w:t>
+      </w:r>
+      <w:proofErr w:type="spellStart"/>
+      <w:r>
+        <w:rPr>
+          <w:rFonts w:cstheme="minorHAnsi"/>
+        </w:rPr>
+        <w:t>activității</w:t>
+      </w:r>
+      <w:proofErr w:type="spellEnd"/>
+      <w:r>
+        <w:rPr>
+          <w:rFonts w:cstheme="minorHAnsi"/>
+        </w:rPr>
+        <w:t xml:space="preserve"> </w:t>
+      </w:r>
+      <w:proofErr w:type="spellStart"/>
+      <w:r>
+        <w:rPr>
+          <w:rFonts w:cstheme="minorHAnsi"/>
+        </w:rPr>
+        <w:t>unui</w:t>
+      </w:r>
+      <w:proofErr w:type="spellEnd"/>
+      <w:r>
+        <w:rPr>
+          <w:rFonts w:cstheme="minorHAnsi"/>
+        </w:rPr>
+        <w:t xml:space="preserve"> drinks shop, care </w:t>
+      </w:r>
+      <w:proofErr w:type="spellStart"/>
+      <w:r>
+        <w:rPr>
+          <w:rFonts w:cstheme="minorHAnsi"/>
+        </w:rPr>
+        <w:t>să</w:t>
+      </w:r>
+      <w:proofErr w:type="spellEnd"/>
+      <w:r>
+        <w:rPr>
+          <w:rFonts w:cstheme="minorHAnsi"/>
+        </w:rPr>
+        <w:t xml:space="preserve"> </w:t>
+      </w:r>
+      <w:proofErr w:type="spellStart"/>
+      <w:r>
+        <w:rPr>
+          <w:rFonts w:cstheme="minorHAnsi"/>
+        </w:rPr>
+        <w:t>permită</w:t>
+      </w:r>
+      <w:proofErr w:type="spellEnd"/>
+      <w:r>
+        <w:rPr>
+          <w:rFonts w:cstheme="minorHAnsi"/>
+        </w:rPr>
+        <w:t xml:space="preserve"> </w:t>
+      </w:r>
+      <w:proofErr w:type="spellStart"/>
+      <w:r>
+        <w:rPr>
+          <w:rFonts w:cstheme="minorHAnsi"/>
+        </w:rPr>
+        <w:t>administrarea</w:t>
+      </w:r>
+      <w:proofErr w:type="spellEnd"/>
+      <w:r>
+        <w:rPr>
+          <w:rFonts w:cstheme="minorHAnsi"/>
+        </w:rPr>
+        <w:t xml:space="preserve"> </w:t>
+      </w:r>
+      <w:proofErr w:type="spellStart"/>
+      <w:r>
+        <w:rPr>
+          <w:rFonts w:cstheme="minorHAnsi"/>
+        </w:rPr>
+        <w:t>produselor</w:t>
+      </w:r>
+      <w:proofErr w:type="spellEnd"/>
+      <w:r>
+        <w:rPr>
+          <w:rFonts w:cstheme="minorHAnsi"/>
+        </w:rPr>
+        <w:t xml:space="preserve"> </w:t>
+      </w:r>
+      <w:proofErr w:type="spellStart"/>
+      <w:r>
+        <w:rPr>
+          <w:rFonts w:cstheme="minorHAnsi"/>
+        </w:rPr>
+        <w:t>vândute</w:t>
+      </w:r>
+      <w:proofErr w:type="spellEnd"/>
+      <w:r>
+        <w:rPr>
+          <w:rFonts w:cstheme="minorHAnsi"/>
+        </w:rPr>
+        <w:t xml:space="preserve"> (</w:t>
+      </w:r>
+      <w:proofErr w:type="spellStart"/>
+      <w:r>
+        <w:rPr>
+          <w:rFonts w:cstheme="minorHAnsi"/>
+        </w:rPr>
+        <w:t>băuturi</w:t>
+      </w:r>
+      <w:proofErr w:type="spellEnd"/>
+      <w:r>
+        <w:rPr>
+          <w:rFonts w:cstheme="minorHAnsi"/>
+        </w:rPr>
+        <w:t xml:space="preserve">), a </w:t>
+      </w:r>
+      <w:proofErr w:type="spellStart"/>
+      <w:r>
+        <w:rPr>
+          <w:rFonts w:cstheme="minorHAnsi"/>
+        </w:rPr>
+        <w:t>ingredientelor</w:t>
+      </w:r>
+      <w:proofErr w:type="spellEnd"/>
+      <w:r>
+        <w:rPr>
+          <w:rFonts w:cstheme="minorHAnsi"/>
+        </w:rPr>
+        <w:t xml:space="preserve"> </w:t>
+      </w:r>
+      <w:proofErr w:type="spellStart"/>
+      <w:r>
+        <w:rPr>
+          <w:rFonts w:cstheme="minorHAnsi"/>
+        </w:rPr>
+        <w:t>utilizate</w:t>
+      </w:r>
+      <w:proofErr w:type="spellEnd"/>
+      <w:r>
+        <w:rPr>
+          <w:rFonts w:cstheme="minorHAnsi"/>
+        </w:rPr>
+        <w:t xml:space="preserve">, a </w:t>
+      </w:r>
+      <w:proofErr w:type="spellStart"/>
+      <w:r>
+        <w:rPr>
+          <w:rFonts w:cstheme="minorHAnsi"/>
+        </w:rPr>
+        <w:t>rețetelor</w:t>
+      </w:r>
+      <w:proofErr w:type="spellEnd"/>
+      <w:r>
+        <w:rPr>
+          <w:rFonts w:cstheme="minorHAnsi"/>
+        </w:rPr>
+        <w:t xml:space="preserve"> de </w:t>
+      </w:r>
+      <w:proofErr w:type="spellStart"/>
+      <w:r>
+        <w:rPr>
+          <w:rFonts w:cstheme="minorHAnsi"/>
+        </w:rPr>
+        <w:t>preparare</w:t>
+      </w:r>
+      <w:proofErr w:type="spellEnd"/>
+      <w:r>
+        <w:rPr>
+          <w:rFonts w:cstheme="minorHAnsi"/>
+        </w:rPr>
+        <w:t xml:space="preserve"> </w:t>
+      </w:r>
+      <w:proofErr w:type="spellStart"/>
+      <w:r>
+        <w:rPr>
+          <w:rFonts w:cstheme="minorHAnsi"/>
+        </w:rPr>
+        <w:t>și</w:t>
+      </w:r>
+      <w:proofErr w:type="spellEnd"/>
+      <w:r>
+        <w:rPr>
+          <w:rFonts w:cstheme="minorHAnsi"/>
+        </w:rPr>
+        <w:t xml:space="preserve"> a </w:t>
+      </w:r>
+      <w:proofErr w:type="spellStart"/>
+      <w:r>
+        <w:rPr>
+          <w:rFonts w:cstheme="minorHAnsi"/>
+        </w:rPr>
+        <w:t>comenzilor</w:t>
+      </w:r>
+      <w:proofErr w:type="spellEnd"/>
+      <w:r>
+        <w:rPr>
+          <w:rFonts w:cstheme="minorHAnsi"/>
+        </w:rPr>
+        <w:t xml:space="preserve"> </w:t>
+      </w:r>
+      <w:proofErr w:type="spellStart"/>
+      <w:r>
+        <w:rPr>
+          <w:rFonts w:cstheme="minorHAnsi"/>
+        </w:rPr>
+        <w:t>plasate</w:t>
+      </w:r>
+      <w:proofErr w:type="spellEnd"/>
+      <w:r>
+        <w:rPr>
+          <w:rFonts w:cstheme="minorHAnsi"/>
+        </w:rPr>
+        <w:t xml:space="preserve"> de </w:t>
+      </w:r>
+      <w:proofErr w:type="spellStart"/>
+      <w:r>
+        <w:rPr>
+          <w:rFonts w:cstheme="minorHAnsi"/>
+        </w:rPr>
+        <w:t>clienți</w:t>
+      </w:r>
+      <w:proofErr w:type="spellEnd"/>
+      <w:r>
+        <w:rPr>
+          <w:rFonts w:cstheme="minorHAnsi"/>
+        </w:rPr>
+        <w:t>.</w:t>
       </w:r>
     </w:p>
     <w:p>
@@ -81,11 +385,481 @@
           <w:rFonts w:cstheme="minorHAnsi"/>
         </w:rPr>
       </w:pPr>
-      <w:r>
-        <w:rPr>
-          <w:rFonts w:cstheme="minorHAnsi"/>
-        </w:rPr>
-        <w:t>Aplicația trebuie să ofere funcționalități complete de gestiune (adăugare, modificare, ștergere, vizualizare), să asigure persistența datelor în fișiere, precum și o interfață grafică intuitivă pentru utilizator. La prima rulare a aplicației, sistemul trebuie să inițializeze (creeze automat) fișierele necesare dacă acestea nu există.</w:t>
+      <w:proofErr w:type="spellStart"/>
+      <w:r>
+        <w:rPr>
+          <w:rFonts w:cstheme="minorHAnsi"/>
+        </w:rPr>
+        <w:t>Aplicația</w:t>
+      </w:r>
+      <w:proofErr w:type="spellEnd"/>
+      <w:r>
+        <w:rPr>
+          <w:rFonts w:cstheme="minorHAnsi"/>
+        </w:rPr>
+        <w:t xml:space="preserve"> </w:t>
+      </w:r>
+      <w:proofErr w:type="spellStart"/>
+      <w:r>
+        <w:rPr>
+          <w:rFonts w:cstheme="minorHAnsi"/>
+        </w:rPr>
+        <w:t>trebuie</w:t>
+      </w:r>
+      <w:proofErr w:type="spellEnd"/>
+      <w:r>
+        <w:rPr>
+          <w:rFonts w:cstheme="minorHAnsi"/>
+        </w:rPr>
+        <w:t xml:space="preserve"> </w:t>
+      </w:r>
+      <w:proofErr w:type="spellStart"/>
+      <w:r>
+        <w:rPr>
+          <w:rFonts w:cstheme="minorHAnsi"/>
+        </w:rPr>
+        <w:t>să</w:t>
+      </w:r>
+      <w:proofErr w:type="spellEnd"/>
+      <w:r>
+        <w:rPr>
+          <w:rFonts w:cstheme="minorHAnsi"/>
+        </w:rPr>
+        <w:t xml:space="preserve"> </w:t>
+      </w:r>
+      <w:proofErr w:type="spellStart"/>
+      <w:r>
+        <w:rPr>
+          <w:rFonts w:cstheme="minorHAnsi"/>
+        </w:rPr>
+        <w:t>ofere</w:t>
+      </w:r>
+      <w:proofErr w:type="spellEnd"/>
+      <w:r>
+        <w:rPr>
+          <w:rFonts w:cstheme="minorHAnsi"/>
+        </w:rPr>
+        <w:t xml:space="preserve"> </w:t>
+      </w:r>
+      <w:proofErr w:type="spellStart"/>
+      <w:r>
+        <w:rPr>
+          <w:rFonts w:cstheme="minorHAnsi"/>
+        </w:rPr>
+        <w:t>funcționalități</w:t>
+      </w:r>
+      <w:proofErr w:type="spellEnd"/>
+      <w:r>
+        <w:rPr>
+          <w:rFonts w:cstheme="minorHAnsi"/>
+        </w:rPr>
+        <w:t xml:space="preserve"> complete de </w:t>
+      </w:r>
+      <w:proofErr w:type="spellStart"/>
+      <w:r>
+        <w:rPr>
+          <w:rFonts w:cstheme="minorHAnsi"/>
+        </w:rPr>
+        <w:t>gestiune</w:t>
+      </w:r>
+      <w:proofErr w:type="spellEnd"/>
+      <w:r>
+        <w:rPr>
+          <w:rFonts w:cstheme="minorHAnsi"/>
+        </w:rPr>
+        <w:t xml:space="preserve"> (</w:t>
+      </w:r>
+      <w:proofErr w:type="spellStart"/>
+      <w:r>
+        <w:rPr>
+          <w:rFonts w:cstheme="minorHAnsi"/>
+        </w:rPr>
+        <w:t>adăugare</w:t>
+      </w:r>
+      <w:proofErr w:type="spellEnd"/>
+      <w:r>
+        <w:rPr>
+          <w:rFonts w:cstheme="minorHAnsi"/>
+        </w:rPr>
+        <w:t xml:space="preserve">, </w:t>
+      </w:r>
+      <w:proofErr w:type="spellStart"/>
+      <w:r>
+        <w:rPr>
+          <w:rFonts w:cstheme="minorHAnsi"/>
+        </w:rPr>
+        <w:t>modificare</w:t>
+      </w:r>
+      <w:proofErr w:type="spellEnd"/>
+      <w:r>
+        <w:rPr>
+          <w:rFonts w:cstheme="minorHAnsi"/>
+        </w:rPr>
+        <w:t xml:space="preserve">, </w:t>
+      </w:r>
+      <w:proofErr w:type="spellStart"/>
+      <w:r>
+        <w:rPr>
+          <w:rFonts w:cstheme="minorHAnsi"/>
+        </w:rPr>
+        <w:t>ștergere</w:t>
+      </w:r>
+      <w:proofErr w:type="spellEnd"/>
+      <w:r>
+        <w:rPr>
+          <w:rFonts w:cstheme="minorHAnsi"/>
+        </w:rPr>
+        <w:t xml:space="preserve">, </w:t>
+      </w:r>
+      <w:proofErr w:type="spellStart"/>
+      <w:r>
+        <w:rPr>
+          <w:rFonts w:cstheme="minorHAnsi"/>
+        </w:rPr>
+        <w:t>vizualizare</w:t>
+      </w:r>
+      <w:proofErr w:type="spellEnd"/>
+      <w:r>
+        <w:rPr>
+          <w:rFonts w:cstheme="minorHAnsi"/>
+        </w:rPr>
+        <w:t xml:space="preserve">), </w:t>
+      </w:r>
+      <w:proofErr w:type="spellStart"/>
+      <w:r>
+        <w:rPr>
+          <w:rFonts w:cstheme="minorHAnsi"/>
+        </w:rPr>
+        <w:t>să</w:t>
+      </w:r>
+      <w:proofErr w:type="spellEnd"/>
+      <w:r>
+        <w:rPr>
+          <w:rFonts w:cstheme="minorHAnsi"/>
+        </w:rPr>
+        <w:t xml:space="preserve"> </w:t>
+      </w:r>
+      <w:proofErr w:type="spellStart"/>
+      <w:r>
+        <w:rPr>
+          <w:rFonts w:cstheme="minorHAnsi"/>
+        </w:rPr>
+        <w:t>asigure</w:t>
+      </w:r>
+      <w:proofErr w:type="spellEnd"/>
+      <w:r>
+        <w:rPr>
+          <w:rFonts w:cstheme="minorHAnsi"/>
+        </w:rPr>
+        <w:t xml:space="preserve"> </w:t>
+      </w:r>
+      <w:proofErr w:type="spellStart"/>
+      <w:r>
+        <w:rPr>
+          <w:rFonts w:cstheme="minorHAnsi"/>
+        </w:rPr>
+        <w:t>persistența</w:t>
+      </w:r>
+      <w:proofErr w:type="spellEnd"/>
+      <w:r>
+        <w:rPr>
+          <w:rFonts w:cstheme="minorHAnsi"/>
+        </w:rPr>
+        <w:t xml:space="preserve"> </w:t>
+      </w:r>
+      <w:proofErr w:type="spellStart"/>
+      <w:r>
+        <w:rPr>
+          <w:rFonts w:cstheme="minorHAnsi"/>
+        </w:rPr>
+        <w:t>datelor</w:t>
+      </w:r>
+      <w:proofErr w:type="spellEnd"/>
+      <w:r>
+        <w:rPr>
+          <w:rFonts w:cstheme="minorHAnsi"/>
+        </w:rPr>
+        <w:t xml:space="preserve"> </w:t>
+      </w:r>
+      <w:proofErr w:type="spellStart"/>
+      <w:r>
+        <w:rPr>
+          <w:rFonts w:cstheme="minorHAnsi"/>
+        </w:rPr>
+        <w:t>în</w:t>
+      </w:r>
+      <w:proofErr w:type="spellEnd"/>
+      <w:r>
+        <w:rPr>
+          <w:rFonts w:cstheme="minorHAnsi"/>
+        </w:rPr>
+        <w:t xml:space="preserve"> </w:t>
+      </w:r>
+      <w:proofErr w:type="spellStart"/>
+      <w:r>
+        <w:rPr>
+          <w:rFonts w:cstheme="minorHAnsi"/>
+        </w:rPr>
+        <w:t>fișiere</w:t>
+      </w:r>
+      <w:proofErr w:type="spellEnd"/>
+      <w:r>
+        <w:rPr>
+          <w:rFonts w:cstheme="minorHAnsi"/>
+        </w:rPr>
+        <w:t xml:space="preserve">, precum </w:t>
+      </w:r>
+      <w:proofErr w:type="spellStart"/>
+      <w:r>
+        <w:rPr>
+          <w:rFonts w:cstheme="minorHAnsi"/>
+        </w:rPr>
+        <w:t>și</w:t>
+      </w:r>
+      <w:proofErr w:type="spellEnd"/>
+      <w:r>
+        <w:rPr>
+          <w:rFonts w:cstheme="minorHAnsi"/>
+        </w:rPr>
+        <w:t xml:space="preserve"> o </w:t>
+      </w:r>
+      <w:proofErr w:type="spellStart"/>
+      <w:r>
+        <w:rPr>
+          <w:rFonts w:cstheme="minorHAnsi"/>
+        </w:rPr>
+        <w:t>interfață</w:t>
+      </w:r>
+      <w:proofErr w:type="spellEnd"/>
+      <w:r>
+        <w:rPr>
+          <w:rFonts w:cstheme="minorHAnsi"/>
+        </w:rPr>
+        <w:t xml:space="preserve"> </w:t>
+      </w:r>
+      <w:proofErr w:type="spellStart"/>
+      <w:r>
+        <w:rPr>
+          <w:rFonts w:cstheme="minorHAnsi"/>
+        </w:rPr>
+        <w:t>grafică</w:t>
+      </w:r>
+      <w:proofErr w:type="spellEnd"/>
+      <w:r>
+        <w:rPr>
+          <w:rFonts w:cstheme="minorHAnsi"/>
+        </w:rPr>
+        <w:t xml:space="preserve"> </w:t>
+      </w:r>
+      <w:proofErr w:type="spellStart"/>
+      <w:r>
+        <w:rPr>
+          <w:rFonts w:cstheme="minorHAnsi"/>
+        </w:rPr>
+        <w:t>intuitivă</w:t>
+      </w:r>
+      <w:proofErr w:type="spellEnd"/>
+      <w:r>
+        <w:rPr>
+          <w:rFonts w:cstheme="minorHAnsi"/>
+        </w:rPr>
+        <w:t xml:space="preserve"> </w:t>
+      </w:r>
+      <w:proofErr w:type="spellStart"/>
+      <w:r>
+        <w:rPr>
+          <w:rFonts w:cstheme="minorHAnsi"/>
+        </w:rPr>
+        <w:t>pentru</w:t>
+      </w:r>
+      <w:proofErr w:type="spellEnd"/>
+      <w:r>
+        <w:rPr>
+          <w:rFonts w:cstheme="minorHAnsi"/>
+        </w:rPr>
+        <w:t xml:space="preserve"> </w:t>
+      </w:r>
+      <w:proofErr w:type="spellStart"/>
+      <w:r>
+        <w:rPr>
+          <w:rFonts w:cstheme="minorHAnsi"/>
+        </w:rPr>
+        <w:t>utilizator</w:t>
+      </w:r>
+      <w:proofErr w:type="spellEnd"/>
+      <w:r>
+        <w:rPr>
+          <w:rFonts w:cstheme="minorHAnsi"/>
+        </w:rPr>
+        <w:t xml:space="preserve">. La prima </w:t>
+      </w:r>
+      <w:proofErr w:type="spellStart"/>
+      <w:r>
+        <w:rPr>
+          <w:rFonts w:cstheme="minorHAnsi"/>
+        </w:rPr>
+        <w:t>rulare</w:t>
+      </w:r>
+      <w:proofErr w:type="spellEnd"/>
+      <w:r>
+        <w:rPr>
+          <w:rFonts w:cstheme="minorHAnsi"/>
+        </w:rPr>
+        <w:t xml:space="preserve"> a </w:t>
+      </w:r>
+      <w:proofErr w:type="spellStart"/>
+      <w:r>
+        <w:rPr>
+          <w:rFonts w:cstheme="minorHAnsi"/>
+        </w:rPr>
+        <w:t>aplicației</w:t>
+      </w:r>
+      <w:proofErr w:type="spellEnd"/>
+      <w:r>
+        <w:rPr>
+          <w:rFonts w:cstheme="minorHAnsi"/>
+        </w:rPr>
+        <w:t xml:space="preserve">, </w:t>
+      </w:r>
+      <w:proofErr w:type="spellStart"/>
+      <w:r>
+        <w:rPr>
+          <w:rFonts w:cstheme="minorHAnsi"/>
+        </w:rPr>
+        <w:t>sistemul</w:t>
+      </w:r>
+      <w:proofErr w:type="spellEnd"/>
+      <w:r>
+        <w:rPr>
+          <w:rFonts w:cstheme="minorHAnsi"/>
+        </w:rPr>
+        <w:t xml:space="preserve"> </w:t>
+      </w:r>
+      <w:proofErr w:type="spellStart"/>
+      <w:r>
+        <w:rPr>
+          <w:rFonts w:cstheme="minorHAnsi"/>
+        </w:rPr>
+        <w:t>trebuie</w:t>
+      </w:r>
+      <w:proofErr w:type="spellEnd"/>
+      <w:r>
+        <w:rPr>
+          <w:rFonts w:cstheme="minorHAnsi"/>
+        </w:rPr>
+        <w:t xml:space="preserve"> </w:t>
+      </w:r>
+      <w:proofErr w:type="spellStart"/>
+      <w:r>
+        <w:rPr>
+          <w:rFonts w:cstheme="minorHAnsi"/>
+        </w:rPr>
+        <w:t>să</w:t>
+      </w:r>
+      <w:proofErr w:type="spellEnd"/>
+      <w:r>
+        <w:rPr>
+          <w:rFonts w:cstheme="minorHAnsi"/>
+        </w:rPr>
+        <w:t xml:space="preserve"> </w:t>
+      </w:r>
+      <w:proofErr w:type="spellStart"/>
+      <w:r>
+        <w:rPr>
+          <w:rFonts w:cstheme="minorHAnsi"/>
+        </w:rPr>
+        <w:t>inițializeze</w:t>
+      </w:r>
+      <w:proofErr w:type="spellEnd"/>
+      <w:r>
+        <w:rPr>
+          <w:rFonts w:cstheme="minorHAnsi"/>
+        </w:rPr>
+        <w:t xml:space="preserve"> (</w:t>
+      </w:r>
+      <w:proofErr w:type="spellStart"/>
+      <w:r>
+        <w:rPr>
+          <w:rFonts w:cstheme="minorHAnsi"/>
+        </w:rPr>
+        <w:t>creeze</w:t>
+      </w:r>
+      <w:proofErr w:type="spellEnd"/>
+      <w:r>
+        <w:rPr>
+          <w:rFonts w:cstheme="minorHAnsi"/>
+        </w:rPr>
+        <w:t xml:space="preserve"> automat) </w:t>
+      </w:r>
+      <w:proofErr w:type="spellStart"/>
+      <w:r>
+        <w:rPr>
+          <w:rFonts w:cstheme="minorHAnsi"/>
+        </w:rPr>
+        <w:t>fișierele</w:t>
+      </w:r>
+      <w:proofErr w:type="spellEnd"/>
+      <w:r>
+        <w:rPr>
+          <w:rFonts w:cstheme="minorHAnsi"/>
+        </w:rPr>
+        <w:t xml:space="preserve"> </w:t>
+      </w:r>
+      <w:proofErr w:type="spellStart"/>
+      <w:r>
+        <w:rPr>
+          <w:rFonts w:cstheme="minorHAnsi"/>
+        </w:rPr>
+        <w:t>necesare</w:t>
+      </w:r>
+      <w:proofErr w:type="spellEnd"/>
+      <w:r>
+        <w:rPr>
+          <w:rFonts w:cstheme="minorHAnsi"/>
+        </w:rPr>
+        <w:t xml:space="preserve"> </w:t>
+      </w:r>
+      <w:proofErr w:type="spellStart"/>
+      <w:r>
+        <w:rPr>
+          <w:rFonts w:cstheme="minorHAnsi"/>
+        </w:rPr>
+        <w:t>dacă</w:t>
+      </w:r>
+      <w:proofErr w:type="spellEnd"/>
+      <w:r>
+        <w:rPr>
+          <w:rFonts w:cstheme="minorHAnsi"/>
+        </w:rPr>
+        <w:t xml:space="preserve"> </w:t>
+      </w:r>
+      <w:proofErr w:type="spellStart"/>
+      <w:r>
+        <w:rPr>
+          <w:rFonts w:cstheme="minorHAnsi"/>
+        </w:rPr>
+        <w:t>acestea</w:t>
+      </w:r>
+      <w:proofErr w:type="spellEnd"/>
+      <w:r>
+        <w:rPr>
+          <w:rFonts w:cstheme="minorHAnsi"/>
+        </w:rPr>
+        <w:t xml:space="preserve"> nu </w:t>
+      </w:r>
+      <w:proofErr w:type="spellStart"/>
+      <w:r>
+        <w:rPr>
+          <w:rFonts w:cstheme="minorHAnsi"/>
+        </w:rPr>
+        <w:t>există</w:t>
+      </w:r>
+      <w:proofErr w:type="spellEnd"/>
+      <w:r>
+        <w:rPr>
+          <w:rFonts w:cstheme="minorHAnsi"/>
+        </w:rPr>
+        <w:t>.</w:t>
       </w:r>
     </w:p>
     <w:p>
@@ -103,11 +877,173 @@
           <w:rFonts w:cstheme="minorHAnsi"/>
         </w:rPr>
       </w:pPr>
-      <w:r>
-        <w:rPr>
-          <w:rFonts w:cstheme="minorHAnsi"/>
-        </w:rPr>
-        <w:t>Soluția trebuie implementată respectând principiile programării orientate pe obiect și o arhitectură stratificată, care separă clar:</w:t>
+      <w:proofErr w:type="spellStart"/>
+      <w:r>
+        <w:rPr>
+          <w:rFonts w:cstheme="minorHAnsi"/>
+        </w:rPr>
+        <w:t>Soluția</w:t>
+      </w:r>
+      <w:proofErr w:type="spellEnd"/>
+      <w:r>
+        <w:rPr>
+          <w:rFonts w:cstheme="minorHAnsi"/>
+        </w:rPr>
+        <w:t xml:space="preserve"> </w:t>
+      </w:r>
+      <w:proofErr w:type="spellStart"/>
+      <w:r>
+        <w:rPr>
+          <w:rFonts w:cstheme="minorHAnsi"/>
+        </w:rPr>
+        <w:t>trebuie</w:t>
+      </w:r>
+      <w:proofErr w:type="spellEnd"/>
+      <w:r>
+        <w:rPr>
+          <w:rFonts w:cstheme="minorHAnsi"/>
+        </w:rPr>
+        <w:t xml:space="preserve"> </w:t>
+      </w:r>
+      <w:proofErr w:type="spellStart"/>
+      <w:r>
+        <w:rPr>
+          <w:rFonts w:cstheme="minorHAnsi"/>
+        </w:rPr>
+        <w:t>implementată</w:t>
+      </w:r>
+      <w:proofErr w:type="spellEnd"/>
+      <w:r>
+        <w:rPr>
+          <w:rFonts w:cstheme="minorHAnsi"/>
+        </w:rPr>
+        <w:t xml:space="preserve"> </w:t>
+      </w:r>
+      <w:proofErr w:type="spellStart"/>
+      <w:r>
+        <w:rPr>
+          <w:rFonts w:cstheme="minorHAnsi"/>
+        </w:rPr>
+        <w:t>respectând</w:t>
+      </w:r>
+      <w:proofErr w:type="spellEnd"/>
+      <w:r>
+        <w:rPr>
+          <w:rFonts w:cstheme="minorHAnsi"/>
+        </w:rPr>
+        <w:t xml:space="preserve"> </w:t>
+      </w:r>
+      <w:proofErr w:type="spellStart"/>
+      <w:r>
+        <w:rPr>
+          <w:rFonts w:cstheme="minorHAnsi"/>
+        </w:rPr>
+        <w:t>principiile</w:t>
+      </w:r>
+      <w:proofErr w:type="spellEnd"/>
+      <w:r>
+        <w:rPr>
+          <w:rFonts w:cstheme="minorHAnsi"/>
+        </w:rPr>
+        <w:t xml:space="preserve"> </w:t>
+      </w:r>
+      <w:proofErr w:type="spellStart"/>
+      <w:r>
+        <w:rPr>
+          <w:rFonts w:cstheme="minorHAnsi"/>
+        </w:rPr>
+        <w:t>programării</w:t>
+      </w:r>
+      <w:proofErr w:type="spellEnd"/>
+      <w:r>
+        <w:rPr>
+          <w:rFonts w:cstheme="minorHAnsi"/>
+        </w:rPr>
+        <w:t xml:space="preserve"> orientate pe </w:t>
+      </w:r>
+      <w:proofErr w:type="spellStart"/>
+      <w:r>
+        <w:rPr>
+          <w:rFonts w:cstheme="minorHAnsi"/>
+        </w:rPr>
+        <w:t>obiect</w:t>
+      </w:r>
+      <w:proofErr w:type="spellEnd"/>
+      <w:r>
+        <w:rPr>
+          <w:rFonts w:cstheme="minorHAnsi"/>
+        </w:rPr>
+        <w:t xml:space="preserve"> </w:t>
+      </w:r>
+      <w:proofErr w:type="spellStart"/>
+      <w:r>
+        <w:rPr>
+          <w:rFonts w:cstheme="minorHAnsi"/>
+        </w:rPr>
+        <w:t>și</w:t>
+      </w:r>
+      <w:proofErr w:type="spellEnd"/>
+      <w:r>
+        <w:rPr>
+          <w:rFonts w:cstheme="minorHAnsi"/>
+        </w:rPr>
+        <w:t xml:space="preserve"> o </w:t>
+      </w:r>
+      <w:proofErr w:type="spellStart"/>
+      <w:r>
+        <w:rPr>
+          <w:rFonts w:cstheme="minorHAnsi"/>
+        </w:rPr>
+        <w:t>arhitectură</w:t>
+      </w:r>
+      <w:proofErr w:type="spellEnd"/>
+      <w:r>
+        <w:rPr>
+          <w:rFonts w:cstheme="minorHAnsi"/>
+        </w:rPr>
+        <w:t xml:space="preserve"> </w:t>
+      </w:r>
+      <w:proofErr w:type="spellStart"/>
+      <w:r>
+        <w:rPr>
+          <w:rFonts w:cstheme="minorHAnsi"/>
+        </w:rPr>
+        <w:t>stratificată</w:t>
+      </w:r>
+      <w:proofErr w:type="spellEnd"/>
+      <w:r>
+        <w:rPr>
+          <w:rFonts w:cstheme="minorHAnsi"/>
+        </w:rPr>
+        <w:t xml:space="preserve">, care </w:t>
+      </w:r>
+      <w:proofErr w:type="spellStart"/>
+      <w:r>
+        <w:rPr>
+          <w:rFonts w:cstheme="minorHAnsi"/>
+        </w:rPr>
+        <w:t>separă</w:t>
+      </w:r>
+      <w:proofErr w:type="spellEnd"/>
+      <w:r>
+        <w:rPr>
+          <w:rFonts w:cstheme="minorHAnsi"/>
+        </w:rPr>
+        <w:t xml:space="preserve"> </w:t>
+      </w:r>
+      <w:proofErr w:type="spellStart"/>
+      <w:r>
+        <w:rPr>
+          <w:rFonts w:cstheme="minorHAnsi"/>
+        </w:rPr>
+        <w:t>clar</w:t>
+      </w:r>
+      <w:proofErr w:type="spellEnd"/>
+      <w:r>
+        <w:rPr>
+          <w:rFonts w:cstheme="minorHAnsi"/>
+        </w:rPr>
+        <w:t>:</w:t>
       </w:r>
     </w:p>
     <w:p>
@@ -129,11 +1065,19 @@
           <w:rFonts w:cstheme="minorHAnsi"/>
         </w:rPr>
       </w:pPr>
-      <w:r>
-        <w:rPr>
-          <w:rFonts w:cstheme="minorHAnsi"/>
-        </w:rPr>
-        <w:t>modelul de date,</w:t>
+      <w:proofErr w:type="spellStart"/>
+      <w:r>
+        <w:rPr>
+          <w:rFonts w:cstheme="minorHAnsi"/>
+        </w:rPr>
+        <w:t>modelul</w:t>
+      </w:r>
+      <w:proofErr w:type="spellEnd"/>
+      <w:r>
+        <w:rPr>
+          <w:rFonts w:cstheme="minorHAnsi"/>
+        </w:rPr>
+        <w:t xml:space="preserve"> de date,</w:t>
       </w:r>
     </w:p>
     <w:p>
@@ -155,11 +1099,19 @@
           <w:rFonts w:cstheme="minorHAnsi"/>
         </w:rPr>
       </w:pPr>
-      <w:r>
-        <w:rPr>
-          <w:rFonts w:cstheme="minorHAnsi"/>
-        </w:rPr>
-        <w:t>logica de business (layer Service),</w:t>
+      <w:proofErr w:type="spellStart"/>
+      <w:r>
+        <w:rPr>
+          <w:rFonts w:cstheme="minorHAnsi"/>
+        </w:rPr>
+        <w:t>logica</w:t>
+      </w:r>
+      <w:proofErr w:type="spellEnd"/>
+      <w:r>
+        <w:rPr>
+          <w:rFonts w:cstheme="minorHAnsi"/>
+        </w:rPr>
+        <w:t xml:space="preserve"> de business (layer Service),</w:t>
       </w:r>
     </w:p>
     <w:p>
@@ -181,11 +1133,19 @@
           <w:rFonts w:cstheme="minorHAnsi"/>
         </w:rPr>
       </w:pPr>
-      <w:r>
-        <w:rPr>
-          <w:rFonts w:cstheme="minorHAnsi"/>
-        </w:rPr>
-        <w:t>accesul la date (Repository Pattern),</w:t>
+      <w:proofErr w:type="spellStart"/>
+      <w:r>
+        <w:rPr>
+          <w:rFonts w:cstheme="minorHAnsi"/>
+        </w:rPr>
+        <w:t>accesul</w:t>
+      </w:r>
+      <w:proofErr w:type="spellEnd"/>
+      <w:r>
+        <w:rPr>
+          <w:rFonts w:cstheme="minorHAnsi"/>
+        </w:rPr>
+        <w:t xml:space="preserve"> la date (Repository Pattern),</w:t>
       </w:r>
     </w:p>
     <w:p>
@@ -207,11 +1167,33 @@
           <w:rFonts w:cstheme="minorHAnsi"/>
         </w:rPr>
       </w:pPr>
-      <w:r>
-        <w:rPr>
-          <w:rFonts w:cstheme="minorHAnsi"/>
-        </w:rPr>
-        <w:t>interfața cu utilizatorul.</w:t>
+      <w:proofErr w:type="spellStart"/>
+      <w:r>
+        <w:rPr>
+          <w:rFonts w:cstheme="minorHAnsi"/>
+        </w:rPr>
+        <w:t>interfața</w:t>
+      </w:r>
+      <w:proofErr w:type="spellEnd"/>
+      <w:r>
+        <w:rPr>
+          <w:rFonts w:cstheme="minorHAnsi"/>
+        </w:rPr>
+        <w:t xml:space="preserve"> cu </w:t>
+      </w:r>
+      <w:proofErr w:type="spellStart"/>
+      <w:r>
+        <w:rPr>
+          <w:rFonts w:cstheme="minorHAnsi"/>
+        </w:rPr>
+        <w:t>utilizatorul</w:t>
+      </w:r>
+      <w:proofErr w:type="spellEnd"/>
+      <w:r>
+        <w:rPr>
+          <w:rFonts w:cstheme="minorHAnsi"/>
+        </w:rPr>
+        <w:t>.</w:t>
       </w:r>
     </w:p>
     <w:p>
@@ -229,14 +1211,34 @@
           <w:rFonts w:cstheme="minorHAnsi"/>
         </w:rPr>
       </w:pPr>
+      <w:proofErr w:type="spellStart"/>
       <w:r>
         <w:rPr>
           <w:rFonts w:cstheme="minorHAnsi"/>
           <w:b/>
           <w:bCs/>
         </w:rPr>
-        <w:t>Cerințe funcționale</w:t>
-      </w:r>
+        <w:t>Cerințe</w:t>
+      </w:r>
+      <w:proofErr w:type="spellEnd"/>
+      <w:r>
+        <w:rPr>
+          <w:rFonts w:cstheme="minorHAnsi"/>
+          <w:b/>
+          <w:bCs/>
+        </w:rPr>
+        <w:t xml:space="preserve"> </w:t>
+      </w:r>
+      <w:proofErr w:type="spellStart"/>
+      <w:r>
+        <w:rPr>
+          <w:rFonts w:cstheme="minorHAnsi"/>
+          <w:b/>
+          <w:bCs/>
+        </w:rPr>
+        <w:t>funcționale</w:t>
+      </w:r>
+      <w:proofErr w:type="spellEnd"/>
     </w:p>
     <w:p>
       <w:pPr>
@@ -257,11 +1259,103 @@
           <w:rFonts w:cstheme="minorHAnsi"/>
         </w:rPr>
       </w:pPr>
-      <w:r>
-        <w:rPr>
-          <w:rFonts w:cstheme="minorHAnsi"/>
-        </w:rPr>
-        <w:t>Aplicația trebuie să permită gestionarea produselor (băuturi):</w:t>
+      <w:proofErr w:type="spellStart"/>
+      <w:r>
+        <w:rPr>
+          <w:rFonts w:cstheme="minorHAnsi"/>
+        </w:rPr>
+        <w:t>Aplicația</w:t>
+      </w:r>
+      <w:proofErr w:type="spellEnd"/>
+      <w:r>
+        <w:rPr>
+          <w:rFonts w:cstheme="minorHAnsi"/>
+        </w:rPr>
+        <w:t xml:space="preserve"> </w:t>
+      </w:r>
+      <w:proofErr w:type="spellStart"/>
+      <w:r>
+        <w:rPr>
+          <w:rFonts w:cstheme="minorHAnsi"/>
+        </w:rPr>
+        <w:t>trebuie</w:t>
+      </w:r>
+      <w:proofErr w:type="spellEnd"/>
+      <w:r>
+        <w:rPr>
+          <w:rFonts w:cstheme="minorHAnsi"/>
+        </w:rPr>
+        <w:t xml:space="preserve"> </w:t>
+      </w:r>
+      <w:proofErr w:type="spellStart"/>
+      <w:r>
+        <w:rPr>
+          <w:rFonts w:cstheme="minorHAnsi"/>
+        </w:rPr>
+        <w:t>să</w:t>
+      </w:r>
+      <w:proofErr w:type="spellEnd"/>
+      <w:r>
+        <w:rPr>
+          <w:rFonts w:cstheme="minorHAnsi"/>
+        </w:rPr>
+        <w:t xml:space="preserve"> </w:t>
+      </w:r>
+      <w:proofErr w:type="spellStart"/>
+      <w:r>
+        <w:rPr>
+          <w:rFonts w:cstheme="minorHAnsi"/>
+        </w:rPr>
+        <w:t>permită</w:t>
+      </w:r>
+      <w:proofErr w:type="spellEnd"/>
+      <w:r>
+        <w:rPr>
+          <w:rFonts w:cstheme="minorHAnsi"/>
+        </w:rPr>
+        <w:t xml:space="preserve"> </w:t>
+      </w:r>
+      <w:proofErr w:type="spellStart"/>
+      <w:r>
+        <w:rPr>
+          <w:rFonts w:cstheme="minorHAnsi"/>
+        </w:rPr>
+        <w:t>gestionarea</w:t>
+      </w:r>
+      <w:proofErr w:type="spellEnd"/>
+      <w:r>
+        <w:rPr>
+          <w:rFonts w:cstheme="minorHAnsi"/>
+        </w:rPr>
+        <w:t xml:space="preserve"> </w:t>
+      </w:r>
+      <w:proofErr w:type="spellStart"/>
+      <w:r>
+        <w:rPr>
+          <w:rFonts w:cstheme="minorHAnsi"/>
+        </w:rPr>
+        <w:t>produselor</w:t>
+      </w:r>
+      <w:proofErr w:type="spellEnd"/>
+      <w:r>
+        <w:rPr>
+          <w:rFonts w:cstheme="minorHAnsi"/>
+        </w:rPr>
+        <w:t xml:space="preserve"> (</w:t>
+      </w:r>
+      <w:proofErr w:type="spellStart"/>
+      <w:r>
+        <w:rPr>
+          <w:rFonts w:cstheme="minorHAnsi"/>
+        </w:rPr>
+        <w:t>băuturi</w:t>
+      </w:r>
+      <w:proofErr w:type="spellEnd"/>
+      <w:r>
+        <w:rPr>
+          <w:rFonts w:cstheme="minorHAnsi"/>
+        </w:rPr>
+        <w:t>):</w:t>
       </w:r>
     </w:p>
     <w:p>
@@ -283,11 +1377,117 @@
           <w:rFonts w:cstheme="minorHAnsi"/>
         </w:rPr>
       </w:pPr>
-      <w:r>
-        <w:rPr>
-          <w:rFonts w:cstheme="minorHAnsi"/>
-        </w:rPr>
-        <w:t>adăugare produs nou (definind nume, tip, categorie și preț de vânzare);</w:t>
+      <w:proofErr w:type="spellStart"/>
+      <w:r>
+        <w:rPr>
+          <w:rFonts w:cstheme="minorHAnsi"/>
+        </w:rPr>
+        <w:t>adăugare</w:t>
+      </w:r>
+      <w:proofErr w:type="spellEnd"/>
+      <w:r>
+        <w:rPr>
+          <w:rFonts w:cstheme="minorHAnsi"/>
+        </w:rPr>
+        <w:t xml:space="preserve"> </w:t>
+      </w:r>
+      <w:proofErr w:type="spellStart"/>
+      <w:r>
+        <w:rPr>
+          <w:rFonts w:cstheme="minorHAnsi"/>
+        </w:rPr>
+        <w:t>produs</w:t>
+      </w:r>
+      <w:proofErr w:type="spellEnd"/>
+      <w:r>
+        <w:rPr>
+          <w:rFonts w:cstheme="minorHAnsi"/>
+        </w:rPr>
+        <w:t xml:space="preserve"> nou (</w:t>
+      </w:r>
+      <w:proofErr w:type="spellStart"/>
+      <w:r>
+        <w:rPr>
+          <w:rFonts w:cstheme="minorHAnsi"/>
+        </w:rPr>
+        <w:t>definind</w:t>
+      </w:r>
+      <w:proofErr w:type="spellEnd"/>
+      <w:r>
+        <w:rPr>
+          <w:rFonts w:cstheme="minorHAnsi"/>
+        </w:rPr>
+        <w:t xml:space="preserve"> </w:t>
+      </w:r>
+      <w:proofErr w:type="spellStart"/>
+      <w:r>
+        <w:rPr>
+          <w:rFonts w:cstheme="minorHAnsi"/>
+        </w:rPr>
+        <w:t>nume</w:t>
+      </w:r>
+      <w:proofErr w:type="spellEnd"/>
+      <w:r>
+        <w:rPr>
+          <w:rFonts w:cstheme="minorHAnsi"/>
+        </w:rPr>
+        <w:t xml:space="preserve">, tip, </w:t>
+      </w:r>
+      <w:proofErr w:type="spellStart"/>
+      <w:r>
+        <w:rPr>
+          <w:rFonts w:cstheme="minorHAnsi"/>
+        </w:rPr>
+        <w:t>categorie</w:t>
+      </w:r>
+      <w:proofErr w:type="spellEnd"/>
+      <w:r>
+        <w:rPr>
+          <w:rFonts w:cstheme="minorHAnsi"/>
+        </w:rPr>
+        <w:t xml:space="preserve"> </w:t>
+      </w:r>
+      <w:proofErr w:type="spellStart"/>
+      <w:r>
+        <w:rPr>
+          <w:rFonts w:cstheme="minorHAnsi"/>
+        </w:rPr>
+        <w:t>și</w:t>
+      </w:r>
+      <w:proofErr w:type="spellEnd"/>
+      <w:r>
+        <w:rPr>
+          <w:rFonts w:cstheme="minorHAnsi"/>
+        </w:rPr>
+        <w:t xml:space="preserve"> </w:t>
+      </w:r>
+      <w:proofErr w:type="spellStart"/>
+      <w:r>
+        <w:rPr>
+          <w:rFonts w:cstheme="minorHAnsi"/>
+        </w:rPr>
+        <w:t>preț</w:t>
+      </w:r>
+      <w:proofErr w:type="spellEnd"/>
+      <w:r>
+        <w:rPr>
+          <w:rFonts w:cstheme="minorHAnsi"/>
+        </w:rPr>
+        <w:t xml:space="preserve"> de </w:t>
+      </w:r>
+      <w:proofErr w:type="spellStart"/>
+      <w:r>
+        <w:rPr>
+          <w:rFonts w:cstheme="minorHAnsi"/>
+        </w:rPr>
+        <w:t>vânzare</w:t>
+      </w:r>
+      <w:proofErr w:type="spellEnd"/>
+      <w:r>
+        <w:rPr>
+          <w:rFonts w:cstheme="minorHAnsi"/>
+        </w:rPr>
+        <w:t>);</w:t>
       </w:r>
     </w:p>
     <w:p>
@@ -309,11 +1509,33 @@
           <w:rFonts w:cstheme="minorHAnsi"/>
         </w:rPr>
       </w:pPr>
-      <w:r>
-        <w:rPr>
-          <w:rFonts w:cstheme="minorHAnsi"/>
-        </w:rPr>
-        <w:t>modificare produs existent;</w:t>
+      <w:proofErr w:type="spellStart"/>
+      <w:r>
+        <w:rPr>
+          <w:rFonts w:cstheme="minorHAnsi"/>
+        </w:rPr>
+        <w:t>modificare</w:t>
+      </w:r>
+      <w:proofErr w:type="spellEnd"/>
+      <w:r>
+        <w:rPr>
+          <w:rFonts w:cstheme="minorHAnsi"/>
+        </w:rPr>
+        <w:t xml:space="preserve"> </w:t>
+      </w:r>
+      <w:proofErr w:type="spellStart"/>
+      <w:r>
+        <w:rPr>
+          <w:rFonts w:cstheme="minorHAnsi"/>
+        </w:rPr>
+        <w:t>produs</w:t>
+      </w:r>
+      <w:proofErr w:type="spellEnd"/>
+      <w:r>
+        <w:rPr>
+          <w:rFonts w:cstheme="minorHAnsi"/>
+        </w:rPr>
+        <w:t xml:space="preserve"> existent;</w:t>
       </w:r>
     </w:p>
     <w:p>
@@ -335,11 +1557,33 @@
           <w:rFonts w:cstheme="minorHAnsi"/>
         </w:rPr>
       </w:pPr>
-      <w:r>
-        <w:rPr>
-          <w:rFonts w:cstheme="minorHAnsi"/>
-        </w:rPr>
-        <w:t>ștergere produs;</w:t>
+      <w:proofErr w:type="spellStart"/>
+      <w:r>
+        <w:rPr>
+          <w:rFonts w:cstheme="minorHAnsi"/>
+        </w:rPr>
+        <w:t>ștergere</w:t>
+      </w:r>
+      <w:proofErr w:type="spellEnd"/>
+      <w:r>
+        <w:rPr>
+          <w:rFonts w:cstheme="minorHAnsi"/>
+        </w:rPr>
+        <w:t xml:space="preserve"> </w:t>
+      </w:r>
+      <w:proofErr w:type="spellStart"/>
+      <w:r>
+        <w:rPr>
+          <w:rFonts w:cstheme="minorHAnsi"/>
+        </w:rPr>
+        <w:t>produs</w:t>
+      </w:r>
+      <w:proofErr w:type="spellEnd"/>
+      <w:r>
+        <w:rPr>
+          <w:rFonts w:cstheme="minorHAnsi"/>
+        </w:rPr>
+        <w:t>;</w:t>
       </w:r>
     </w:p>
     <w:p>
@@ -361,11 +1605,47 @@
           <w:rFonts w:cstheme="minorHAnsi"/>
         </w:rPr>
       </w:pPr>
-      <w:r>
-        <w:rPr>
-          <w:rFonts w:cstheme="minorHAnsi"/>
-        </w:rPr>
-        <w:t>afișare listă produse.</w:t>
+      <w:proofErr w:type="spellStart"/>
+      <w:r>
+        <w:rPr>
+          <w:rFonts w:cstheme="minorHAnsi"/>
+        </w:rPr>
+        <w:t>afișare</w:t>
+      </w:r>
+      <w:proofErr w:type="spellEnd"/>
+      <w:r>
+        <w:rPr>
+          <w:rFonts w:cstheme="minorHAnsi"/>
+        </w:rPr>
+        <w:t xml:space="preserve"> </w:t>
+      </w:r>
+      <w:proofErr w:type="spellStart"/>
+      <w:r>
+        <w:rPr>
+          <w:rFonts w:cstheme="minorHAnsi"/>
+        </w:rPr>
+        <w:t>listă</w:t>
+      </w:r>
+      <w:proofErr w:type="spellEnd"/>
+      <w:r>
+        <w:rPr>
+          <w:rFonts w:cstheme="minorHAnsi"/>
+        </w:rPr>
+        <w:t xml:space="preserve"> </w:t>
+      </w:r>
+      <w:proofErr w:type="spellStart"/>
+      <w:r>
+        <w:rPr>
+          <w:rFonts w:cstheme="minorHAnsi"/>
+        </w:rPr>
+        <w:t>produse</w:t>
+      </w:r>
+      <w:proofErr w:type="spellEnd"/>
+      <w:r>
+        <w:rPr>
+          <w:rFonts w:cstheme="minorHAnsi"/>
+        </w:rPr>
+        <w:t>.</w:t>
       </w:r>
     </w:p>
     <w:p>
@@ -387,11 +1667,131 @@
           <w:rFonts w:cstheme="minorHAnsi"/>
         </w:rPr>
       </w:pPr>
-      <w:r>
-        <w:rPr>
-          <w:rFonts w:cstheme="minorHAnsi"/>
-        </w:rPr>
-        <w:t>Fiecare produs trebuie să aparțină unui tip și unei categorii. Utilizatorul poate adăuga, modifica și șterge tipuri și categorii de băuturi.</w:t>
+      <w:proofErr w:type="spellStart"/>
+      <w:r>
+        <w:rPr>
+          <w:rFonts w:cstheme="minorHAnsi"/>
+        </w:rPr>
+        <w:t>Fiecare</w:t>
+      </w:r>
+      <w:proofErr w:type="spellEnd"/>
+      <w:r>
+        <w:rPr>
+          <w:rFonts w:cstheme="minorHAnsi"/>
+        </w:rPr>
+        <w:t xml:space="preserve"> </w:t>
+      </w:r>
+      <w:proofErr w:type="spellStart"/>
+      <w:r>
+        <w:rPr>
+          <w:rFonts w:cstheme="minorHAnsi"/>
+        </w:rPr>
+        <w:t>produs</w:t>
+      </w:r>
+      <w:proofErr w:type="spellEnd"/>
+      <w:r>
+        <w:rPr>
+          <w:rFonts w:cstheme="minorHAnsi"/>
+        </w:rPr>
+        <w:t xml:space="preserve"> </w:t>
+      </w:r>
+      <w:proofErr w:type="spellStart"/>
+      <w:r>
+        <w:rPr>
+          <w:rFonts w:cstheme="minorHAnsi"/>
+        </w:rPr>
+        <w:t>trebuie</w:t>
+      </w:r>
+      <w:proofErr w:type="spellEnd"/>
+      <w:r>
+        <w:rPr>
+          <w:rFonts w:cstheme="minorHAnsi"/>
+        </w:rPr>
+        <w:t xml:space="preserve"> </w:t>
+      </w:r>
+      <w:proofErr w:type="spellStart"/>
+      <w:r>
+        <w:rPr>
+          <w:rFonts w:cstheme="minorHAnsi"/>
+        </w:rPr>
+        <w:t>să</w:t>
+      </w:r>
+      <w:proofErr w:type="spellEnd"/>
+      <w:r>
+        <w:rPr>
+          <w:rFonts w:cstheme="minorHAnsi"/>
+        </w:rPr>
+        <w:t xml:space="preserve"> </w:t>
+      </w:r>
+      <w:proofErr w:type="spellStart"/>
+      <w:r>
+        <w:rPr>
+          <w:rFonts w:cstheme="minorHAnsi"/>
+        </w:rPr>
+        <w:t>aparțină</w:t>
+      </w:r>
+      <w:proofErr w:type="spellEnd"/>
+      <w:r>
+        <w:rPr>
+          <w:rFonts w:cstheme="minorHAnsi"/>
+        </w:rPr>
+        <w:t xml:space="preserve"> </w:t>
+      </w:r>
+      <w:proofErr w:type="spellStart"/>
+      <w:r>
+        <w:rPr>
+          <w:rFonts w:cstheme="minorHAnsi"/>
+        </w:rPr>
+        <w:t>unui</w:t>
+      </w:r>
+      <w:proofErr w:type="spellEnd"/>
+      <w:r>
+        <w:rPr>
+          <w:rFonts w:cstheme="minorHAnsi"/>
+        </w:rPr>
+        <w:t xml:space="preserve"> tip </w:t>
+      </w:r>
+      <w:proofErr w:type="spellStart"/>
+      <w:r>
+        <w:rPr>
+          <w:rFonts w:cstheme="minorHAnsi"/>
+        </w:rPr>
+        <w:t>și</w:t>
+      </w:r>
+      <w:proofErr w:type="spellEnd"/>
+      <w:r>
+        <w:rPr>
+          <w:rFonts w:cstheme="minorHAnsi"/>
+        </w:rPr>
+        <w:t xml:space="preserve"> </w:t>
+      </w:r>
+      <w:proofErr w:type="spellStart"/>
+      <w:r>
+        <w:rPr>
+          <w:rFonts w:cstheme="minorHAnsi"/>
+        </w:rPr>
+        <w:t>unei</w:t>
+      </w:r>
+      <w:proofErr w:type="spellEnd"/>
+      <w:r>
+        <w:rPr>
+          <w:rFonts w:cstheme="minorHAnsi"/>
+        </w:rPr>
+        <w:t xml:space="preserve"> </w:t>
+      </w:r>
+      <w:proofErr w:type="spellStart"/>
+      <w:r>
+        <w:rPr>
+          <w:rFonts w:cstheme="minorHAnsi"/>
+        </w:rPr>
+        <w:t>categorii</w:t>
+      </w:r>
+      <w:proofErr w:type="spellEnd"/>
+      <w:r>
+        <w:rPr>
+          <w:rFonts w:cstheme="minorHAnsi"/>
+        </w:rPr>
+        <w:t xml:space="preserve">. </w:t>
       </w:r>
     </w:p>
     <w:p>
@@ -413,11 +1813,117 @@
           <w:rFonts w:cstheme="minorHAnsi"/>
         </w:rPr>
       </w:pPr>
-      <w:r>
-        <w:rPr>
-          <w:rFonts w:cstheme="minorHAnsi"/>
-        </w:rPr>
-        <w:t>Aplicația trebuie să permită definirea rețetelor pentru produse:</w:t>
+      <w:proofErr w:type="spellStart"/>
+      <w:r>
+        <w:rPr>
+          <w:rFonts w:cstheme="minorHAnsi"/>
+        </w:rPr>
+        <w:t>Aplicația</w:t>
+      </w:r>
+      <w:proofErr w:type="spellEnd"/>
+      <w:r>
+        <w:rPr>
+          <w:rFonts w:cstheme="minorHAnsi"/>
+        </w:rPr>
+        <w:t xml:space="preserve"> </w:t>
+      </w:r>
+      <w:proofErr w:type="spellStart"/>
+      <w:r>
+        <w:rPr>
+          <w:rFonts w:cstheme="minorHAnsi"/>
+        </w:rPr>
+        <w:t>trebuie</w:t>
+      </w:r>
+      <w:proofErr w:type="spellEnd"/>
+      <w:r>
+        <w:rPr>
+          <w:rFonts w:cstheme="minorHAnsi"/>
+        </w:rPr>
+        <w:t xml:space="preserve"> </w:t>
+      </w:r>
+      <w:proofErr w:type="spellStart"/>
+      <w:r>
+        <w:rPr>
+          <w:rFonts w:cstheme="minorHAnsi"/>
+        </w:rPr>
+        <w:t>să</w:t>
+      </w:r>
+      <w:proofErr w:type="spellEnd"/>
+      <w:r>
+        <w:rPr>
+          <w:rFonts w:cstheme="minorHAnsi"/>
+        </w:rPr>
+        <w:t xml:space="preserve"> </w:t>
+      </w:r>
+      <w:proofErr w:type="spellStart"/>
+      <w:r>
+        <w:rPr>
+          <w:rFonts w:cstheme="minorHAnsi"/>
+        </w:rPr>
+        <w:t>permită</w:t>
+      </w:r>
+      <w:proofErr w:type="spellEnd"/>
+      <w:r>
+        <w:rPr>
+          <w:rFonts w:cstheme="minorHAnsi"/>
+        </w:rPr>
+        <w:t xml:space="preserve"> </w:t>
+      </w:r>
+      <w:proofErr w:type="spellStart"/>
+      <w:r>
+        <w:rPr>
+          <w:rFonts w:cstheme="minorHAnsi"/>
+        </w:rPr>
+        <w:t>definirea</w:t>
+      </w:r>
+      <w:proofErr w:type="spellEnd"/>
+      <w:r>
+        <w:rPr>
+          <w:rFonts w:cstheme="minorHAnsi"/>
+        </w:rPr>
+        <w:t xml:space="preserve"> </w:t>
+      </w:r>
+      <w:proofErr w:type="spellStart"/>
+      <w:r>
+        <w:rPr>
+          <w:rFonts w:cstheme="minorHAnsi"/>
+        </w:rPr>
+        <w:t>rețetelor</w:t>
+      </w:r>
+      <w:proofErr w:type="spellEnd"/>
+      <w:r>
+        <w:rPr>
+          <w:rFonts w:cstheme="minorHAnsi"/>
+        </w:rPr>
+        <w:t xml:space="preserve"> </w:t>
+      </w:r>
+      <w:proofErr w:type="spellStart"/>
+      <w:r>
+        <w:rPr>
+          <w:rFonts w:cstheme="minorHAnsi"/>
+        </w:rPr>
+        <w:t>pentru</w:t>
+      </w:r>
+      <w:proofErr w:type="spellEnd"/>
+      <w:r>
+        <w:rPr>
+          <w:rFonts w:cstheme="minorHAnsi"/>
+        </w:rPr>
+        <w:t xml:space="preserve"> </w:t>
+      </w:r>
+      <w:proofErr w:type="spellStart"/>
+      <w:r>
+        <w:rPr>
+          <w:rFonts w:cstheme="minorHAnsi"/>
+        </w:rPr>
+        <w:t>produse</w:t>
+      </w:r>
+      <w:proofErr w:type="spellEnd"/>
+      <w:r>
+        <w:rPr>
+          <w:rFonts w:cstheme="minorHAnsi"/>
+        </w:rPr>
+        <w:t>:</w:t>
       </w:r>
     </w:p>
     <w:p>
@@ -439,11 +1945,103 @@
           <w:rFonts w:cstheme="minorHAnsi"/>
         </w:rPr>
       </w:pPr>
-      <w:r>
-        <w:rPr>
-          <w:rFonts w:cstheme="minorHAnsi"/>
-        </w:rPr>
-        <w:t>fiecare rețetă este compusă din mai multe ingrediente;</w:t>
+      <w:proofErr w:type="spellStart"/>
+      <w:r>
+        <w:rPr>
+          <w:rFonts w:cstheme="minorHAnsi"/>
+        </w:rPr>
+        <w:t>fiecare</w:t>
+      </w:r>
+      <w:proofErr w:type="spellEnd"/>
+      <w:r>
+        <w:rPr>
+          <w:rFonts w:cstheme="minorHAnsi"/>
+        </w:rPr>
+        <w:t xml:space="preserve"> </w:t>
+      </w:r>
+      <w:proofErr w:type="spellStart"/>
+      <w:r>
+        <w:rPr>
+          <w:rFonts w:cstheme="minorHAnsi"/>
+        </w:rPr>
+        <w:t>rețetă</w:t>
+      </w:r>
+      <w:proofErr w:type="spellEnd"/>
+      <w:r>
+        <w:rPr>
+          <w:rFonts w:cstheme="minorHAnsi"/>
+        </w:rPr>
+        <w:t xml:space="preserve"> </w:t>
+      </w:r>
+      <w:proofErr w:type="spellStart"/>
+      <w:r>
+        <w:rPr>
+          <w:rFonts w:cstheme="minorHAnsi"/>
+        </w:rPr>
+        <w:t>este</w:t>
+      </w:r>
+      <w:proofErr w:type="spellEnd"/>
+      <w:r>
+        <w:rPr>
+          <w:rFonts w:cstheme="minorHAnsi"/>
+        </w:rPr>
+        <w:t xml:space="preserve"> </w:t>
+      </w:r>
+      <w:proofErr w:type="spellStart"/>
+      <w:r>
+        <w:rPr>
+          <w:rFonts w:cstheme="minorHAnsi"/>
+        </w:rPr>
+        <w:t>compusă</w:t>
+      </w:r>
+      <w:proofErr w:type="spellEnd"/>
+      <w:r>
+        <w:rPr>
+          <w:rFonts w:cstheme="minorHAnsi"/>
+        </w:rPr>
+        <w:t xml:space="preserve"> din </w:t>
+      </w:r>
+      <w:proofErr w:type="spellStart"/>
+      <w:r>
+        <w:rPr>
+          <w:rFonts w:cstheme="minorHAnsi"/>
+        </w:rPr>
+        <w:t>mai</w:t>
+      </w:r>
+      <w:proofErr w:type="spellEnd"/>
+      <w:r>
+        <w:rPr>
+          <w:rFonts w:cstheme="minorHAnsi"/>
+        </w:rPr>
+        <w:t xml:space="preserve"> </w:t>
+      </w:r>
+      <w:proofErr w:type="spellStart"/>
+      <w:r>
+        <w:rPr>
+          <w:rFonts w:cstheme="minorHAnsi"/>
+        </w:rPr>
+        <w:t>multe</w:t>
+      </w:r>
+      <w:proofErr w:type="spellEnd"/>
+      <w:r>
+        <w:rPr>
+          <w:rFonts w:cstheme="minorHAnsi"/>
+        </w:rPr>
+        <w:t xml:space="preserve"> </w:t>
+      </w:r>
+      <w:proofErr w:type="spellStart"/>
+      <w:r>
+        <w:rPr>
+          <w:rFonts w:cstheme="minorHAnsi"/>
+        </w:rPr>
+        <w:t>ingrediente</w:t>
+      </w:r>
+      <w:proofErr w:type="spellEnd"/>
+      <w:r>
+        <w:rPr>
+          <w:rFonts w:cstheme="minorHAnsi"/>
+        </w:rPr>
+        <w:t>;</w:t>
       </w:r>
     </w:p>
     <w:p>
@@ -465,11 +2063,75 @@
           <w:rFonts w:cstheme="minorHAnsi"/>
         </w:rPr>
       </w:pPr>
-      <w:r>
-        <w:rPr>
-          <w:rFonts w:cstheme="minorHAnsi"/>
-        </w:rPr>
-        <w:t>pentru fiecare ingredient se specifică o cantitate necesară.</w:t>
+      <w:proofErr w:type="spellStart"/>
+      <w:r>
+        <w:rPr>
+          <w:rFonts w:cstheme="minorHAnsi"/>
+        </w:rPr>
+        <w:t>pentru</w:t>
+      </w:r>
+      <w:proofErr w:type="spellEnd"/>
+      <w:r>
+        <w:rPr>
+          <w:rFonts w:cstheme="minorHAnsi"/>
+        </w:rPr>
+        <w:t xml:space="preserve"> </w:t>
+      </w:r>
+      <w:proofErr w:type="spellStart"/>
+      <w:r>
+        <w:rPr>
+          <w:rFonts w:cstheme="minorHAnsi"/>
+        </w:rPr>
+        <w:t>fiecare</w:t>
+      </w:r>
+      <w:proofErr w:type="spellEnd"/>
+      <w:r>
+        <w:rPr>
+          <w:rFonts w:cstheme="minorHAnsi"/>
+        </w:rPr>
+        <w:t xml:space="preserve"> ingredient se </w:t>
+      </w:r>
+      <w:proofErr w:type="spellStart"/>
+      <w:r>
+        <w:rPr>
+          <w:rFonts w:cstheme="minorHAnsi"/>
+        </w:rPr>
+        <w:t>specifică</w:t>
+      </w:r>
+      <w:proofErr w:type="spellEnd"/>
+      <w:r>
+        <w:rPr>
+          <w:rFonts w:cstheme="minorHAnsi"/>
+        </w:rPr>
+        <w:t xml:space="preserve"> o </w:t>
+      </w:r>
+      <w:proofErr w:type="spellStart"/>
+      <w:r>
+        <w:rPr>
+          <w:rFonts w:cstheme="minorHAnsi"/>
+        </w:rPr>
+        <w:t>cantitate</w:t>
+      </w:r>
+      <w:proofErr w:type="spellEnd"/>
+      <w:r>
+        <w:rPr>
+          <w:rFonts w:cstheme="minorHAnsi"/>
+        </w:rPr>
+        <w:t xml:space="preserve"> </w:t>
+      </w:r>
+      <w:proofErr w:type="spellStart"/>
+      <w:r>
+        <w:rPr>
+          <w:rFonts w:cstheme="minorHAnsi"/>
+        </w:rPr>
+        <w:t>necesară</w:t>
+      </w:r>
+      <w:proofErr w:type="spellEnd"/>
+      <w:r>
+        <w:rPr>
+          <w:rFonts w:cstheme="minorHAnsi"/>
+        </w:rPr>
+        <w:t>.</w:t>
       </w:r>
     </w:p>
     <w:p>
@@ -491,11 +2153,89 @@
           <w:rFonts w:cstheme="minorHAnsi"/>
         </w:rPr>
       </w:pPr>
-      <w:r>
-        <w:rPr>
-          <w:rFonts w:cstheme="minorHAnsi"/>
-        </w:rPr>
-        <w:t>Aplicația trebuie să gestioneze stocurile de ingrediente:</w:t>
+      <w:proofErr w:type="spellStart"/>
+      <w:r>
+        <w:rPr>
+          <w:rFonts w:cstheme="minorHAnsi"/>
+        </w:rPr>
+        <w:t>Aplicația</w:t>
+      </w:r>
+      <w:proofErr w:type="spellEnd"/>
+      <w:r>
+        <w:rPr>
+          <w:rFonts w:cstheme="minorHAnsi"/>
+        </w:rPr>
+        <w:t xml:space="preserve"> </w:t>
+      </w:r>
+      <w:proofErr w:type="spellStart"/>
+      <w:r>
+        <w:rPr>
+          <w:rFonts w:cstheme="minorHAnsi"/>
+        </w:rPr>
+        <w:t>trebuie</w:t>
+      </w:r>
+      <w:proofErr w:type="spellEnd"/>
+      <w:r>
+        <w:rPr>
+          <w:rFonts w:cstheme="minorHAnsi"/>
+        </w:rPr>
+        <w:t xml:space="preserve"> </w:t>
+      </w:r>
+      <w:proofErr w:type="spellStart"/>
+      <w:r>
+        <w:rPr>
+          <w:rFonts w:cstheme="minorHAnsi"/>
+        </w:rPr>
+        <w:t>să</w:t>
+      </w:r>
+      <w:proofErr w:type="spellEnd"/>
+      <w:r>
+        <w:rPr>
+          <w:rFonts w:cstheme="minorHAnsi"/>
+        </w:rPr>
+        <w:t xml:space="preserve"> </w:t>
+      </w:r>
+      <w:proofErr w:type="spellStart"/>
+      <w:r>
+        <w:rPr>
+          <w:rFonts w:cstheme="minorHAnsi"/>
+        </w:rPr>
+        <w:t>gestioneze</w:t>
+      </w:r>
+      <w:proofErr w:type="spellEnd"/>
+      <w:r>
+        <w:rPr>
+          <w:rFonts w:cstheme="minorHAnsi"/>
+        </w:rPr>
+        <w:t xml:space="preserve"> </w:t>
+      </w:r>
+      <w:proofErr w:type="spellStart"/>
+      <w:r>
+        <w:rPr>
+          <w:rFonts w:cstheme="minorHAnsi"/>
+        </w:rPr>
+        <w:t>stocurile</w:t>
+      </w:r>
+      <w:proofErr w:type="spellEnd"/>
+      <w:r>
+        <w:rPr>
+          <w:rFonts w:cstheme="minorHAnsi"/>
+        </w:rPr>
+        <w:t xml:space="preserve"> de </w:t>
+      </w:r>
+      <w:proofErr w:type="spellStart"/>
+      <w:r>
+        <w:rPr>
+          <w:rFonts w:cstheme="minorHAnsi"/>
+        </w:rPr>
+        <w:t>ingrediente</w:t>
+      </w:r>
+      <w:proofErr w:type="spellEnd"/>
+      <w:r>
+        <w:rPr>
+          <w:rFonts w:cstheme="minorHAnsi"/>
+        </w:rPr>
+        <w:t>:</w:t>
       </w:r>
     </w:p>
     <w:p>
@@ -517,11 +2257,75 @@
           <w:rFonts w:cstheme="minorHAnsi"/>
         </w:rPr>
       </w:pPr>
-      <w:r>
-        <w:rPr>
-          <w:rFonts w:cstheme="minorHAnsi"/>
-        </w:rPr>
-        <w:t>afișarea cantității disponibile în inventar;</w:t>
+      <w:proofErr w:type="spellStart"/>
+      <w:r>
+        <w:rPr>
+          <w:rFonts w:cstheme="minorHAnsi"/>
+        </w:rPr>
+        <w:t>afișarea</w:t>
+      </w:r>
+      <w:proofErr w:type="spellEnd"/>
+      <w:r>
+        <w:rPr>
+          <w:rFonts w:cstheme="minorHAnsi"/>
+        </w:rPr>
+        <w:t xml:space="preserve"> </w:t>
+      </w:r>
+      <w:proofErr w:type="spellStart"/>
+      <w:r>
+        <w:rPr>
+          <w:rFonts w:cstheme="minorHAnsi"/>
+        </w:rPr>
+        <w:t>cantității</w:t>
+      </w:r>
+      <w:proofErr w:type="spellEnd"/>
+      <w:r>
+        <w:rPr>
+          <w:rFonts w:cstheme="minorHAnsi"/>
+        </w:rPr>
+        <w:t xml:space="preserve"> </w:t>
+      </w:r>
+      <w:proofErr w:type="spellStart"/>
+      <w:r>
+        <w:rPr>
+          <w:rFonts w:cstheme="minorHAnsi"/>
+        </w:rPr>
+        <w:t>disponibile</w:t>
+      </w:r>
+      <w:proofErr w:type="spellEnd"/>
+      <w:r>
+        <w:rPr>
+          <w:rFonts w:cstheme="minorHAnsi"/>
+        </w:rPr>
+        <w:t xml:space="preserve"> </w:t>
+      </w:r>
+      <w:proofErr w:type="spellStart"/>
+      <w:r>
+        <w:rPr>
+          <w:rFonts w:cstheme="minorHAnsi"/>
+        </w:rPr>
+        <w:t>în</w:t>
+      </w:r>
+      <w:proofErr w:type="spellEnd"/>
+      <w:r>
+        <w:rPr>
+          <w:rFonts w:cstheme="minorHAnsi"/>
+        </w:rPr>
+        <w:t xml:space="preserve"> </w:t>
+      </w:r>
+      <w:proofErr w:type="spellStart"/>
+      <w:r>
+        <w:rPr>
+          <w:rFonts w:cstheme="minorHAnsi"/>
+        </w:rPr>
+        <w:t>inventar</w:t>
+      </w:r>
+      <w:proofErr w:type="spellEnd"/>
+      <w:r>
+        <w:rPr>
+          <w:rFonts w:cstheme="minorHAnsi"/>
+        </w:rPr>
+        <w:t>;</w:t>
       </w:r>
     </w:p>
     <w:p>
@@ -543,11 +2347,117 @@
           <w:rFonts w:cstheme="minorHAnsi"/>
         </w:rPr>
       </w:pPr>
-      <w:r>
-        <w:rPr>
-          <w:rFonts w:cstheme="minorHAnsi"/>
-        </w:rPr>
-        <w:t>actualizarea stocului (scăderea cantităților) în urma finalizării comenzilor.</w:t>
+      <w:proofErr w:type="spellStart"/>
+      <w:r>
+        <w:rPr>
+          <w:rFonts w:cstheme="minorHAnsi"/>
+        </w:rPr>
+        <w:t>actualizarea</w:t>
+      </w:r>
+      <w:proofErr w:type="spellEnd"/>
+      <w:r>
+        <w:rPr>
+          <w:rFonts w:cstheme="minorHAnsi"/>
+        </w:rPr>
+        <w:t xml:space="preserve"> </w:t>
+      </w:r>
+      <w:proofErr w:type="spellStart"/>
+      <w:r>
+        <w:rPr>
+          <w:rFonts w:cstheme="minorHAnsi"/>
+        </w:rPr>
+        <w:t>stocului</w:t>
+      </w:r>
+      <w:proofErr w:type="spellEnd"/>
+      <w:r>
+        <w:rPr>
+          <w:rFonts w:cstheme="minorHAnsi"/>
+        </w:rPr>
+        <w:t xml:space="preserve"> (</w:t>
+      </w:r>
+      <w:proofErr w:type="spellStart"/>
+      <w:r>
+        <w:rPr>
+          <w:rFonts w:cstheme="minorHAnsi"/>
+        </w:rPr>
+        <w:t>scăderea</w:t>
+      </w:r>
+      <w:proofErr w:type="spellEnd"/>
+      <w:r>
+        <w:rPr>
+          <w:rFonts w:cstheme="minorHAnsi"/>
+        </w:rPr>
+        <w:t xml:space="preserve"> </w:t>
+      </w:r>
+      <w:proofErr w:type="spellStart"/>
+      <w:r>
+        <w:rPr>
+          <w:rFonts w:cstheme="minorHAnsi"/>
+        </w:rPr>
+        <w:t>cantităților</w:t>
+      </w:r>
+      <w:proofErr w:type="spellEnd"/>
+      <w:r>
+        <w:rPr>
+          <w:rFonts w:cstheme="minorHAnsi"/>
+        </w:rPr>
+        <w:t xml:space="preserve">) </w:t>
+      </w:r>
+      <w:proofErr w:type="spellStart"/>
+      <w:r>
+        <w:rPr>
+          <w:rFonts w:cstheme="minorHAnsi"/>
+        </w:rPr>
+        <w:t>în</w:t>
+      </w:r>
+      <w:proofErr w:type="spellEnd"/>
+      <w:r>
+        <w:rPr>
+          <w:rFonts w:cstheme="minorHAnsi"/>
+        </w:rPr>
+        <w:t xml:space="preserve"> </w:t>
+      </w:r>
+      <w:proofErr w:type="spellStart"/>
+      <w:r>
+        <w:rPr>
+          <w:rFonts w:cstheme="minorHAnsi"/>
+        </w:rPr>
+        <w:t>urma</w:t>
+      </w:r>
+      <w:proofErr w:type="spellEnd"/>
+      <w:r>
+        <w:rPr>
+          <w:rFonts w:cstheme="minorHAnsi"/>
+        </w:rPr>
+        <w:t xml:space="preserve"> </w:t>
+      </w:r>
+      <w:proofErr w:type="spellStart"/>
+      <w:r>
+        <w:rPr>
+          <w:rFonts w:cstheme="minorHAnsi"/>
+        </w:rPr>
+        <w:t>finalizării</w:t>
+      </w:r>
+      <w:proofErr w:type="spellEnd"/>
+      <w:r>
+        <w:rPr>
+          <w:rFonts w:cstheme="minorHAnsi"/>
+        </w:rPr>
+        <w:t xml:space="preserve"> </w:t>
+      </w:r>
+      <w:proofErr w:type="spellStart"/>
+      <w:r>
+        <w:rPr>
+          <w:rFonts w:cstheme="minorHAnsi"/>
+        </w:rPr>
+        <w:t>comenzilor</w:t>
+      </w:r>
+      <w:proofErr w:type="spellEnd"/>
+      <w:r>
+        <w:rPr>
+          <w:rFonts w:cstheme="minorHAnsi"/>
+        </w:rPr>
+        <w:t>.</w:t>
       </w:r>
     </w:p>
     <w:p>
@@ -569,11 +2479,89 @@
           <w:rFonts w:cstheme="minorHAnsi"/>
         </w:rPr>
       </w:pPr>
-      <w:r>
-        <w:rPr>
-          <w:rFonts w:cstheme="minorHAnsi"/>
-        </w:rPr>
-        <w:t>Aplicația trebuie să permită crearea comenzilor:</w:t>
+      <w:proofErr w:type="spellStart"/>
+      <w:r>
+        <w:rPr>
+          <w:rFonts w:cstheme="minorHAnsi"/>
+        </w:rPr>
+        <w:t>Aplicația</w:t>
+      </w:r>
+      <w:proofErr w:type="spellEnd"/>
+      <w:r>
+        <w:rPr>
+          <w:rFonts w:cstheme="minorHAnsi"/>
+        </w:rPr>
+        <w:t xml:space="preserve"> </w:t>
+      </w:r>
+      <w:proofErr w:type="spellStart"/>
+      <w:r>
+        <w:rPr>
+          <w:rFonts w:cstheme="minorHAnsi"/>
+        </w:rPr>
+        <w:t>trebuie</w:t>
+      </w:r>
+      <w:proofErr w:type="spellEnd"/>
+      <w:r>
+        <w:rPr>
+          <w:rFonts w:cstheme="minorHAnsi"/>
+        </w:rPr>
+        <w:t xml:space="preserve"> </w:t>
+      </w:r>
+      <w:proofErr w:type="spellStart"/>
+      <w:r>
+        <w:rPr>
+          <w:rFonts w:cstheme="minorHAnsi"/>
+        </w:rPr>
+        <w:t>să</w:t>
+      </w:r>
+      <w:proofErr w:type="spellEnd"/>
+      <w:r>
+        <w:rPr>
+          <w:rFonts w:cstheme="minorHAnsi"/>
+        </w:rPr>
+        <w:t xml:space="preserve"> </w:t>
+      </w:r>
+      <w:proofErr w:type="spellStart"/>
+      <w:r>
+        <w:rPr>
+          <w:rFonts w:cstheme="minorHAnsi"/>
+        </w:rPr>
+        <w:t>permită</w:t>
+      </w:r>
+      <w:proofErr w:type="spellEnd"/>
+      <w:r>
+        <w:rPr>
+          <w:rFonts w:cstheme="minorHAnsi"/>
+        </w:rPr>
+        <w:t xml:space="preserve"> </w:t>
+      </w:r>
+      <w:proofErr w:type="spellStart"/>
+      <w:r>
+        <w:rPr>
+          <w:rFonts w:cstheme="minorHAnsi"/>
+        </w:rPr>
+        <w:t>crearea</w:t>
+      </w:r>
+      <w:proofErr w:type="spellEnd"/>
+      <w:r>
+        <w:rPr>
+          <w:rFonts w:cstheme="minorHAnsi"/>
+        </w:rPr>
+        <w:t xml:space="preserve"> </w:t>
+      </w:r>
+      <w:proofErr w:type="spellStart"/>
+      <w:r>
+        <w:rPr>
+          <w:rFonts w:cstheme="minorHAnsi"/>
+        </w:rPr>
+        <w:t>comenzilor</w:t>
+      </w:r>
+      <w:proofErr w:type="spellEnd"/>
+      <w:r>
+        <w:rPr>
+          <w:rFonts w:cstheme="minorHAnsi"/>
+        </w:rPr>
+        <w:t>:</w:t>
       </w:r>
     </w:p>
     <w:p>
@@ -599,7 +2587,161 @@
         <w:rPr>
           <w:rFonts w:cstheme="minorHAnsi"/>
         </w:rPr>
-        <w:t>o comandă conține unul sau mai multe produse, fiecare având o cantitate asociată;</w:t>
+        <w:t xml:space="preserve">o </w:t>
+      </w:r>
+      <w:proofErr w:type="spellStart"/>
+      <w:r>
+        <w:rPr>
+          <w:rFonts w:cstheme="minorHAnsi"/>
+        </w:rPr>
+        <w:t>comandă</w:t>
+      </w:r>
+      <w:proofErr w:type="spellEnd"/>
+      <w:r>
+        <w:rPr>
+          <w:rFonts w:cstheme="minorHAnsi"/>
+        </w:rPr>
+        <w:t xml:space="preserve"> </w:t>
+      </w:r>
+      <w:proofErr w:type="spellStart"/>
+      <w:r>
+        <w:rPr>
+          <w:rFonts w:cstheme="minorHAnsi"/>
+        </w:rPr>
+        <w:t>conține</w:t>
+      </w:r>
+      <w:proofErr w:type="spellEnd"/>
+      <w:r>
+        <w:rPr>
+          <w:rFonts w:cstheme="minorHAnsi"/>
+        </w:rPr>
+        <w:t xml:space="preserve"> </w:t>
+      </w:r>
+      <w:proofErr w:type="spellStart"/>
+      <w:r>
+        <w:rPr>
+          <w:rFonts w:cstheme="minorHAnsi"/>
+        </w:rPr>
+        <w:t>unul</w:t>
+      </w:r>
+      <w:proofErr w:type="spellEnd"/>
+      <w:r>
+        <w:rPr>
+          <w:rFonts w:cstheme="minorHAnsi"/>
+        </w:rPr>
+        <w:t xml:space="preserve"> </w:t>
+      </w:r>
+      <w:proofErr w:type="spellStart"/>
+      <w:r>
+        <w:rPr>
+          <w:rFonts w:cstheme="minorHAnsi"/>
+        </w:rPr>
+        <w:t>sau</w:t>
+      </w:r>
+      <w:proofErr w:type="spellEnd"/>
+      <w:r>
+        <w:rPr>
+          <w:rFonts w:cstheme="minorHAnsi"/>
+        </w:rPr>
+        <w:t xml:space="preserve"> </w:t>
+      </w:r>
+      <w:proofErr w:type="spellStart"/>
+      <w:r>
+        <w:rPr>
+          <w:rFonts w:cstheme="minorHAnsi"/>
+        </w:rPr>
+        <w:t>mai</w:t>
+      </w:r>
+      <w:proofErr w:type="spellEnd"/>
+      <w:r>
+        <w:rPr>
+          <w:rFonts w:cstheme="minorHAnsi"/>
+        </w:rPr>
+        <w:t xml:space="preserve"> </w:t>
+      </w:r>
+      <w:proofErr w:type="spellStart"/>
+      <w:r>
+        <w:rPr>
+          <w:rFonts w:cstheme="minorHAnsi"/>
+        </w:rPr>
+        <w:t>multe</w:t>
+      </w:r>
+      <w:proofErr w:type="spellEnd"/>
+      <w:r>
+        <w:rPr>
+          <w:rFonts w:cstheme="minorHAnsi"/>
+        </w:rPr>
+        <w:t xml:space="preserve"> </w:t>
+      </w:r>
+      <w:proofErr w:type="spellStart"/>
+      <w:r>
+        <w:rPr>
+          <w:rFonts w:cstheme="minorHAnsi"/>
+        </w:rPr>
+        <w:t>produse</w:t>
+      </w:r>
+      <w:proofErr w:type="spellEnd"/>
+      <w:r>
+        <w:rPr>
+          <w:rFonts w:cstheme="minorHAnsi"/>
+        </w:rPr>
+        <w:t xml:space="preserve">, </w:t>
+      </w:r>
+      <w:proofErr w:type="spellStart"/>
+      <w:r>
+        <w:rPr>
+          <w:rFonts w:cstheme="minorHAnsi"/>
+        </w:rPr>
+        <w:t>fiecare</w:t>
+      </w:r>
+      <w:proofErr w:type="spellEnd"/>
+      <w:r>
+        <w:rPr>
+          <w:rFonts w:cstheme="minorHAnsi"/>
+        </w:rPr>
+        <w:t xml:space="preserve"> </w:t>
+      </w:r>
+      <w:proofErr w:type="spellStart"/>
+      <w:r>
+        <w:rPr>
+          <w:rFonts w:cstheme="minorHAnsi"/>
+        </w:rPr>
+        <w:t>având</w:t>
+      </w:r>
+      <w:proofErr w:type="spellEnd"/>
+      <w:r>
+        <w:rPr>
+          <w:rFonts w:cstheme="minorHAnsi"/>
+        </w:rPr>
+        <w:t xml:space="preserve"> o </w:t>
+      </w:r>
+      <w:proofErr w:type="spellStart"/>
+      <w:r>
+        <w:rPr>
+          <w:rFonts w:cstheme="minorHAnsi"/>
+        </w:rPr>
+        <w:t>cantitate</w:t>
+      </w:r>
+      <w:proofErr w:type="spellEnd"/>
+      <w:r>
+        <w:rPr>
+          <w:rFonts w:cstheme="minorHAnsi"/>
+        </w:rPr>
+        <w:t xml:space="preserve"> </w:t>
+      </w:r>
+      <w:proofErr w:type="spellStart"/>
+      <w:r>
+        <w:rPr>
+          <w:rFonts w:cstheme="minorHAnsi"/>
+        </w:rPr>
+        <w:t>asociată</w:t>
+      </w:r>
+      <w:proofErr w:type="spellEnd"/>
+      <w:r>
+        <w:rPr>
+          <w:rFonts w:cstheme="minorHAnsi"/>
+        </w:rPr>
+        <w:t>;</w:t>
       </w:r>
     </w:p>
     <w:p>
@@ -621,11 +2763,285 @@
           <w:rFonts w:cstheme="minorHAnsi"/>
         </w:rPr>
       </w:pPr>
-      <w:r>
-        <w:rPr>
-          <w:rFonts w:cstheme="minorHAnsi"/>
-        </w:rPr>
-        <w:t>aplicația trebuie să verifice automat disponibilitatea ingredientelor pe baza rețetelor produselor și să blocheze adăugarea în comandă dacă stocul de ingrediente este insuficient;</w:t>
+      <w:proofErr w:type="spellStart"/>
+      <w:r>
+        <w:rPr>
+          <w:rFonts w:cstheme="minorHAnsi"/>
+        </w:rPr>
+        <w:t>aplicația</w:t>
+      </w:r>
+      <w:proofErr w:type="spellEnd"/>
+      <w:r>
+        <w:rPr>
+          <w:rFonts w:cstheme="minorHAnsi"/>
+        </w:rPr>
+        <w:t xml:space="preserve"> </w:t>
+      </w:r>
+      <w:proofErr w:type="spellStart"/>
+      <w:r>
+        <w:rPr>
+          <w:rFonts w:cstheme="minorHAnsi"/>
+        </w:rPr>
+        <w:t>trebuie</w:t>
+      </w:r>
+      <w:proofErr w:type="spellEnd"/>
+      <w:r>
+        <w:rPr>
+          <w:rFonts w:cstheme="minorHAnsi"/>
+        </w:rPr>
+        <w:t xml:space="preserve"> </w:t>
+      </w:r>
+      <w:proofErr w:type="spellStart"/>
+      <w:r>
+        <w:rPr>
+          <w:rFonts w:cstheme="minorHAnsi"/>
+        </w:rPr>
+        <w:t>să</w:t>
+      </w:r>
+      <w:proofErr w:type="spellEnd"/>
+      <w:r>
+        <w:rPr>
+          <w:rFonts w:cstheme="minorHAnsi"/>
+        </w:rPr>
+        <w:t xml:space="preserve"> </w:t>
+      </w:r>
+      <w:proofErr w:type="spellStart"/>
+      <w:r>
+        <w:rPr>
+          <w:rFonts w:cstheme="minorHAnsi"/>
+        </w:rPr>
+        <w:t>verifice</w:t>
+      </w:r>
+      <w:proofErr w:type="spellEnd"/>
+      <w:r>
+        <w:rPr>
+          <w:rFonts w:cstheme="minorHAnsi"/>
+        </w:rPr>
+        <w:t xml:space="preserve"> automat </w:t>
+      </w:r>
+      <w:proofErr w:type="spellStart"/>
+      <w:r>
+        <w:rPr>
+          <w:rFonts w:cstheme="minorHAnsi"/>
+        </w:rPr>
+        <w:t>disponibilitatea</w:t>
+      </w:r>
+      <w:proofErr w:type="spellEnd"/>
+      <w:r>
+        <w:rPr>
+          <w:rFonts w:cstheme="minorHAnsi"/>
+        </w:rPr>
+        <w:t xml:space="preserve"> </w:t>
+      </w:r>
+      <w:proofErr w:type="spellStart"/>
+      <w:r>
+        <w:rPr>
+          <w:rFonts w:cstheme="minorHAnsi"/>
+        </w:rPr>
+        <w:t>ingredientelor</w:t>
+      </w:r>
+      <w:proofErr w:type="spellEnd"/>
+      <w:r>
+        <w:rPr>
+          <w:rFonts w:cstheme="minorHAnsi"/>
+        </w:rPr>
+        <w:t xml:space="preserve"> pe </w:t>
+      </w:r>
+      <w:proofErr w:type="spellStart"/>
+      <w:r>
+        <w:rPr>
+          <w:rFonts w:cstheme="minorHAnsi"/>
+        </w:rPr>
+        <w:t>baza</w:t>
+      </w:r>
+      <w:proofErr w:type="spellEnd"/>
+      <w:r>
+        <w:rPr>
+          <w:rFonts w:cstheme="minorHAnsi"/>
+        </w:rPr>
+        <w:t xml:space="preserve"> </w:t>
+      </w:r>
+      <w:proofErr w:type="spellStart"/>
+      <w:r>
+        <w:rPr>
+          <w:rFonts w:cstheme="minorHAnsi"/>
+        </w:rPr>
+        <w:t>rețetelor</w:t>
+      </w:r>
+      <w:proofErr w:type="spellEnd"/>
+      <w:r>
+        <w:rPr>
+          <w:rFonts w:cstheme="minorHAnsi"/>
+        </w:rPr>
+        <w:t xml:space="preserve"> </w:t>
+      </w:r>
+      <w:proofErr w:type="spellStart"/>
+      <w:r>
+        <w:rPr>
+          <w:rFonts w:cstheme="minorHAnsi"/>
+        </w:rPr>
+        <w:t>produselor</w:t>
+      </w:r>
+      <w:proofErr w:type="spellEnd"/>
+      <w:r>
+        <w:rPr>
+          <w:rFonts w:cstheme="minorHAnsi"/>
+        </w:rPr>
+        <w:t xml:space="preserve"> </w:t>
+      </w:r>
+      <w:proofErr w:type="spellStart"/>
+      <w:r>
+        <w:rPr>
+          <w:rFonts w:cstheme="minorHAnsi"/>
+        </w:rPr>
+        <w:t>și</w:t>
+      </w:r>
+      <w:proofErr w:type="spellEnd"/>
+      <w:r>
+        <w:rPr>
+          <w:rFonts w:cstheme="minorHAnsi"/>
+        </w:rPr>
+        <w:t xml:space="preserve"> </w:t>
+      </w:r>
+      <w:proofErr w:type="spellStart"/>
+      <w:r>
+        <w:rPr>
+          <w:rFonts w:cstheme="minorHAnsi"/>
+        </w:rPr>
+        <w:t>să</w:t>
+      </w:r>
+      <w:proofErr w:type="spellEnd"/>
+      <w:r>
+        <w:rPr>
+          <w:rFonts w:cstheme="minorHAnsi"/>
+        </w:rPr>
+        <w:t xml:space="preserve"> </w:t>
+      </w:r>
+      <w:proofErr w:type="spellStart"/>
+      <w:r>
+        <w:rPr>
+          <w:rFonts w:cstheme="minorHAnsi"/>
+        </w:rPr>
+        <w:t>blocheze</w:t>
+      </w:r>
+      <w:proofErr w:type="spellEnd"/>
+      <w:r>
+        <w:rPr>
+          <w:rFonts w:cstheme="minorHAnsi"/>
+        </w:rPr>
+        <w:t xml:space="preserve"> </w:t>
+      </w:r>
+      <w:proofErr w:type="spellStart"/>
+      <w:r>
+        <w:rPr>
+          <w:rFonts w:cstheme="minorHAnsi"/>
+        </w:rPr>
+        <w:t>adăugarea</w:t>
+      </w:r>
+      <w:proofErr w:type="spellEnd"/>
+      <w:r>
+        <w:rPr>
+          <w:rFonts w:cstheme="minorHAnsi"/>
+        </w:rPr>
+        <w:t xml:space="preserve"> </w:t>
+      </w:r>
+      <w:proofErr w:type="spellStart"/>
+      <w:r>
+        <w:rPr>
+          <w:rFonts w:cstheme="minorHAnsi"/>
+        </w:rPr>
+        <w:t>în</w:t>
+      </w:r>
+      <w:proofErr w:type="spellEnd"/>
+      <w:r>
+        <w:rPr>
+          <w:rFonts w:cstheme="minorHAnsi"/>
+        </w:rPr>
+        <w:t xml:space="preserve"> </w:t>
+      </w:r>
+      <w:proofErr w:type="spellStart"/>
+      <w:r>
+        <w:rPr>
+          <w:rFonts w:cstheme="minorHAnsi"/>
+        </w:rPr>
+        <w:t>comandă</w:t>
+      </w:r>
+      <w:proofErr w:type="spellEnd"/>
+      <w:r>
+        <w:rPr>
+          <w:rFonts w:cstheme="minorHAnsi"/>
+        </w:rPr>
+        <w:t xml:space="preserve"> </w:t>
+      </w:r>
+      <w:proofErr w:type="spellStart"/>
+      <w:r>
+        <w:rPr>
+          <w:rFonts w:cstheme="minorHAnsi"/>
+        </w:rPr>
+        <w:t>dacă</w:t>
+      </w:r>
+      <w:proofErr w:type="spellEnd"/>
+      <w:r>
+        <w:rPr>
+          <w:rFonts w:cstheme="minorHAnsi"/>
+        </w:rPr>
+        <w:t xml:space="preserve"> </w:t>
+      </w:r>
+      <w:proofErr w:type="spellStart"/>
+      <w:r>
+        <w:rPr>
+          <w:rFonts w:cstheme="minorHAnsi"/>
+        </w:rPr>
+        <w:t>stocul</w:t>
+      </w:r>
+      <w:proofErr w:type="spellEnd"/>
+      <w:r>
+        <w:rPr>
+          <w:rFonts w:cstheme="minorHAnsi"/>
+        </w:rPr>
+        <w:t xml:space="preserve"> de </w:t>
+      </w:r>
+      <w:proofErr w:type="spellStart"/>
+      <w:r>
+        <w:rPr>
+          <w:rFonts w:cstheme="minorHAnsi"/>
+        </w:rPr>
+        <w:t>ingrediente</w:t>
+      </w:r>
+      <w:proofErr w:type="spellEnd"/>
+      <w:r>
+        <w:rPr>
+          <w:rFonts w:cstheme="minorHAnsi"/>
+        </w:rPr>
+        <w:t xml:space="preserve"> </w:t>
+      </w:r>
+      <w:proofErr w:type="spellStart"/>
+      <w:r>
+        <w:rPr>
+          <w:rFonts w:cstheme="minorHAnsi"/>
+        </w:rPr>
+        <w:t>este</w:t>
+      </w:r>
+      <w:proofErr w:type="spellEnd"/>
+      <w:r>
+        <w:rPr>
+          <w:rFonts w:cstheme="minorHAnsi"/>
+        </w:rPr>
+        <w:t xml:space="preserve"> </w:t>
+      </w:r>
+      <w:proofErr w:type="spellStart"/>
+      <w:r>
+        <w:rPr>
+          <w:rFonts w:cstheme="minorHAnsi"/>
+        </w:rPr>
+        <w:t>insuficient</w:t>
+      </w:r>
+      <w:proofErr w:type="spellEnd"/>
+      <w:r>
+        <w:rPr>
+          <w:rFonts w:cstheme="minorHAnsi"/>
+        </w:rPr>
+        <w:t>;</w:t>
       </w:r>
     </w:p>
     <w:p>
@@ -647,11 +3063,89 @@
           <w:rFonts w:cstheme="minorHAnsi"/>
         </w:rPr>
       </w:pPr>
-      <w:r>
-        <w:rPr>
-          <w:rFonts w:cstheme="minorHAnsi"/>
-        </w:rPr>
-        <w:t>aplicația trebuie să calculeze automat costul total al comenzii.</w:t>
+      <w:proofErr w:type="spellStart"/>
+      <w:r>
+        <w:rPr>
+          <w:rFonts w:cstheme="minorHAnsi"/>
+        </w:rPr>
+        <w:t>aplicația</w:t>
+      </w:r>
+      <w:proofErr w:type="spellEnd"/>
+      <w:r>
+        <w:rPr>
+          <w:rFonts w:cstheme="minorHAnsi"/>
+        </w:rPr>
+        <w:t xml:space="preserve"> </w:t>
+      </w:r>
+      <w:proofErr w:type="spellStart"/>
+      <w:r>
+        <w:rPr>
+          <w:rFonts w:cstheme="minorHAnsi"/>
+        </w:rPr>
+        <w:t>trebuie</w:t>
+      </w:r>
+      <w:proofErr w:type="spellEnd"/>
+      <w:r>
+        <w:rPr>
+          <w:rFonts w:cstheme="minorHAnsi"/>
+        </w:rPr>
+        <w:t xml:space="preserve"> </w:t>
+      </w:r>
+      <w:proofErr w:type="spellStart"/>
+      <w:r>
+        <w:rPr>
+          <w:rFonts w:cstheme="minorHAnsi"/>
+        </w:rPr>
+        <w:t>să</w:t>
+      </w:r>
+      <w:proofErr w:type="spellEnd"/>
+      <w:r>
+        <w:rPr>
+          <w:rFonts w:cstheme="minorHAnsi"/>
+        </w:rPr>
+        <w:t xml:space="preserve"> </w:t>
+      </w:r>
+      <w:proofErr w:type="spellStart"/>
+      <w:r>
+        <w:rPr>
+          <w:rFonts w:cstheme="minorHAnsi"/>
+        </w:rPr>
+        <w:t>calculeze</w:t>
+      </w:r>
+      <w:proofErr w:type="spellEnd"/>
+      <w:r>
+        <w:rPr>
+          <w:rFonts w:cstheme="minorHAnsi"/>
+        </w:rPr>
+        <w:t xml:space="preserve"> automat </w:t>
+      </w:r>
+      <w:proofErr w:type="spellStart"/>
+      <w:r>
+        <w:rPr>
+          <w:rFonts w:cstheme="minorHAnsi"/>
+        </w:rPr>
+        <w:t>costul</w:t>
+      </w:r>
+      <w:proofErr w:type="spellEnd"/>
+      <w:r>
+        <w:rPr>
+          <w:rFonts w:cstheme="minorHAnsi"/>
+        </w:rPr>
+        <w:t xml:space="preserve"> total al </w:t>
+      </w:r>
+      <w:proofErr w:type="spellStart"/>
+      <w:r>
+        <w:rPr>
+          <w:rFonts w:cstheme="minorHAnsi"/>
+        </w:rPr>
+        <w:t>comenzii</w:t>
+      </w:r>
+      <w:proofErr w:type="spellEnd"/>
+      <w:r>
+        <w:rPr>
+          <w:rFonts w:cstheme="minorHAnsi"/>
+        </w:rPr>
+        <w:t>.</w:t>
       </w:r>
     </w:p>
     <w:p>
@@ -677,7 +3171,231 @@
         <w:rPr>
           <w:rFonts w:cstheme="minorHAnsi"/>
         </w:rPr>
-        <w:t>La finalizarea comenzii se generează automat bonul de casă care se salvează în format .csv (conținând coloanele: ID Comandă, Nume Produs, Cantitate, Preț Unitar, Total Linie, Total Comandă).</w:t>
+        <w:t xml:space="preserve">La </w:t>
+      </w:r>
+      <w:proofErr w:type="spellStart"/>
+      <w:r>
+        <w:rPr>
+          <w:rFonts w:cstheme="minorHAnsi"/>
+        </w:rPr>
+        <w:t>finalizarea</w:t>
+      </w:r>
+      <w:proofErr w:type="spellEnd"/>
+      <w:r>
+        <w:rPr>
+          <w:rFonts w:cstheme="minorHAnsi"/>
+        </w:rPr>
+        <w:t xml:space="preserve"> </w:t>
+      </w:r>
+      <w:proofErr w:type="spellStart"/>
+      <w:r>
+        <w:rPr>
+          <w:rFonts w:cstheme="minorHAnsi"/>
+        </w:rPr>
+        <w:t>comenzii</w:t>
+      </w:r>
+      <w:proofErr w:type="spellEnd"/>
+      <w:r>
+        <w:rPr>
+          <w:rFonts w:cstheme="minorHAnsi"/>
+        </w:rPr>
+        <w:t xml:space="preserve"> se </w:t>
+      </w:r>
+      <w:proofErr w:type="spellStart"/>
+      <w:r>
+        <w:rPr>
+          <w:rFonts w:cstheme="minorHAnsi"/>
+        </w:rPr>
+        <w:t>generează</w:t>
+      </w:r>
+      <w:proofErr w:type="spellEnd"/>
+      <w:r>
+        <w:rPr>
+          <w:rFonts w:cstheme="minorHAnsi"/>
+        </w:rPr>
+        <w:t xml:space="preserve"> automat </w:t>
+      </w:r>
+      <w:proofErr w:type="spellStart"/>
+      <w:r>
+        <w:rPr>
+          <w:rFonts w:cstheme="minorHAnsi"/>
+        </w:rPr>
+        <w:t>bonul</w:t>
+      </w:r>
+      <w:proofErr w:type="spellEnd"/>
+      <w:r>
+        <w:rPr>
+          <w:rFonts w:cstheme="minorHAnsi"/>
+        </w:rPr>
+        <w:t xml:space="preserve"> de </w:t>
+      </w:r>
+      <w:proofErr w:type="spellStart"/>
+      <w:r>
+        <w:rPr>
+          <w:rFonts w:cstheme="minorHAnsi"/>
+        </w:rPr>
+        <w:t>casă</w:t>
+      </w:r>
+      <w:proofErr w:type="spellEnd"/>
+      <w:r>
+        <w:rPr>
+          <w:rFonts w:cstheme="minorHAnsi"/>
+        </w:rPr>
+        <w:t xml:space="preserve"> care se </w:t>
+      </w:r>
+      <w:proofErr w:type="spellStart"/>
+      <w:r>
+        <w:rPr>
+          <w:rFonts w:cstheme="minorHAnsi"/>
+        </w:rPr>
+        <w:t>salvează</w:t>
+      </w:r>
+      <w:proofErr w:type="spellEnd"/>
+      <w:r>
+        <w:rPr>
+          <w:rFonts w:cstheme="minorHAnsi"/>
+        </w:rPr>
+        <w:t xml:space="preserve"> </w:t>
+      </w:r>
+      <w:proofErr w:type="spellStart"/>
+      <w:r>
+        <w:rPr>
+          <w:rFonts w:cstheme="minorHAnsi"/>
+        </w:rPr>
+        <w:t>în</w:t>
+      </w:r>
+      <w:proofErr w:type="spellEnd"/>
+      <w:r>
+        <w:rPr>
+          <w:rFonts w:cstheme="minorHAnsi"/>
+        </w:rPr>
+        <w:t xml:space="preserve"> format .csv (</w:t>
+      </w:r>
+      <w:proofErr w:type="spellStart"/>
+      <w:r>
+        <w:rPr>
+          <w:rFonts w:cstheme="minorHAnsi"/>
+        </w:rPr>
+        <w:t>conținând</w:t>
+      </w:r>
+      <w:proofErr w:type="spellEnd"/>
+      <w:r>
+        <w:rPr>
+          <w:rFonts w:cstheme="minorHAnsi"/>
+        </w:rPr>
+        <w:t xml:space="preserve"> </w:t>
+      </w:r>
+      <w:proofErr w:type="spellStart"/>
+      <w:r>
+        <w:rPr>
+          <w:rFonts w:cstheme="minorHAnsi"/>
+        </w:rPr>
+        <w:t>coloanele</w:t>
+      </w:r>
+      <w:proofErr w:type="spellEnd"/>
+      <w:r>
+        <w:rPr>
+          <w:rFonts w:cstheme="minorHAnsi"/>
+        </w:rPr>
+        <w:t xml:space="preserve">: ID </w:t>
+      </w:r>
+      <w:proofErr w:type="spellStart"/>
+      <w:r>
+        <w:rPr>
+          <w:rFonts w:cstheme="minorHAnsi"/>
+        </w:rPr>
+        <w:t>Comandă</w:t>
+      </w:r>
+      <w:proofErr w:type="spellEnd"/>
+      <w:r>
+        <w:rPr>
+          <w:rFonts w:cstheme="minorHAnsi"/>
+        </w:rPr>
+        <w:t xml:space="preserve">, </w:t>
+      </w:r>
+      <w:proofErr w:type="spellStart"/>
+      <w:r>
+        <w:rPr>
+          <w:rFonts w:cstheme="minorHAnsi"/>
+        </w:rPr>
+        <w:t>Nume</w:t>
+      </w:r>
+      <w:proofErr w:type="spellEnd"/>
+      <w:r>
+        <w:rPr>
+          <w:rFonts w:cstheme="minorHAnsi"/>
+        </w:rPr>
+        <w:t xml:space="preserve"> </w:t>
+      </w:r>
+      <w:proofErr w:type="spellStart"/>
+      <w:r>
+        <w:rPr>
+          <w:rFonts w:cstheme="minorHAnsi"/>
+        </w:rPr>
+        <w:t>Produs</w:t>
+      </w:r>
+      <w:proofErr w:type="spellEnd"/>
+      <w:r>
+        <w:rPr>
+          <w:rFonts w:cstheme="minorHAnsi"/>
+        </w:rPr>
+        <w:t xml:space="preserve">, </w:t>
+      </w:r>
+      <w:proofErr w:type="spellStart"/>
+      <w:r>
+        <w:rPr>
+          <w:rFonts w:cstheme="minorHAnsi"/>
+        </w:rPr>
+        <w:t>Cantitate</w:t>
+      </w:r>
+      <w:proofErr w:type="spellEnd"/>
+      <w:r>
+        <w:rPr>
+          <w:rFonts w:cstheme="minorHAnsi"/>
+        </w:rPr>
+        <w:t xml:space="preserve">, </w:t>
+      </w:r>
+      <w:proofErr w:type="spellStart"/>
+      <w:r>
+        <w:rPr>
+          <w:rFonts w:cstheme="minorHAnsi"/>
+        </w:rPr>
+        <w:t>Preț</w:t>
+      </w:r>
+      <w:proofErr w:type="spellEnd"/>
+      <w:r>
+        <w:rPr>
+          <w:rFonts w:cstheme="minorHAnsi"/>
+        </w:rPr>
+        <w:t xml:space="preserve"> </w:t>
+      </w:r>
+      <w:proofErr w:type="spellStart"/>
+      <w:r>
+        <w:rPr>
+          <w:rFonts w:cstheme="minorHAnsi"/>
+        </w:rPr>
+        <w:t>Unitar</w:t>
+      </w:r>
+      <w:proofErr w:type="spellEnd"/>
+      <w:r>
+        <w:rPr>
+          <w:rFonts w:cstheme="minorHAnsi"/>
+        </w:rPr>
+        <w:t xml:space="preserve">, Total Linie, Total </w:t>
+      </w:r>
+      <w:proofErr w:type="spellStart"/>
+      <w:r>
+        <w:rPr>
+          <w:rFonts w:cstheme="minorHAnsi"/>
+        </w:rPr>
+        <w:t>Comandă</w:t>
+      </w:r>
+      <w:proofErr w:type="spellEnd"/>
+      <w:r>
+        <w:rPr>
+          <w:rFonts w:cstheme="minorHAnsi"/>
+        </w:rPr>
+        <w:t>).</w:t>
       </w:r>
     </w:p>
     <w:p>
@@ -703,7 +3421,189 @@
         <w:rPr>
           <w:rFonts w:cstheme="minorHAnsi"/>
         </w:rPr>
-        <w:t>La finalul fiecărei zile se salvează informațiile despre comenzile înregistrate și se calculează totalul încasărilor zilei.</w:t>
+        <w:t xml:space="preserve">La </w:t>
+      </w:r>
+      <w:proofErr w:type="spellStart"/>
+      <w:r>
+        <w:rPr>
+          <w:rFonts w:cstheme="minorHAnsi"/>
+        </w:rPr>
+        <w:t>finalul</w:t>
+      </w:r>
+      <w:proofErr w:type="spellEnd"/>
+      <w:r>
+        <w:rPr>
+          <w:rFonts w:cstheme="minorHAnsi"/>
+        </w:rPr>
+        <w:t xml:space="preserve"> </w:t>
+      </w:r>
+      <w:proofErr w:type="spellStart"/>
+      <w:r>
+        <w:rPr>
+          <w:rFonts w:cstheme="minorHAnsi"/>
+        </w:rPr>
+        <w:t>fiecărei</w:t>
+      </w:r>
+      <w:proofErr w:type="spellEnd"/>
+      <w:r>
+        <w:rPr>
+          <w:rFonts w:cstheme="minorHAnsi"/>
+        </w:rPr>
+        <w:t xml:space="preserve"> </w:t>
+      </w:r>
+      <w:proofErr w:type="spellStart"/>
+      <w:r>
+        <w:rPr>
+          <w:rFonts w:cstheme="minorHAnsi"/>
+        </w:rPr>
+        <w:t>zile</w:t>
+      </w:r>
+      <w:proofErr w:type="spellEnd"/>
+      <w:r>
+        <w:rPr>
+          <w:rFonts w:cstheme="minorHAnsi"/>
+        </w:rPr>
+        <w:t xml:space="preserve"> se </w:t>
+      </w:r>
+      <w:proofErr w:type="spellStart"/>
+      <w:r>
+        <w:rPr>
+          <w:rFonts w:cstheme="minorHAnsi"/>
+        </w:rPr>
+        <w:t>salvează</w:t>
+      </w:r>
+      <w:proofErr w:type="spellEnd"/>
+      <w:r>
+        <w:rPr>
+          <w:rFonts w:cstheme="minorHAnsi"/>
+        </w:rPr>
+        <w:t xml:space="preserve"> </w:t>
+      </w:r>
+      <w:proofErr w:type="spellStart"/>
+      <w:r>
+        <w:rPr>
+          <w:rFonts w:cstheme="minorHAnsi"/>
+        </w:rPr>
+        <w:t>informațiile</w:t>
+      </w:r>
+      <w:proofErr w:type="spellEnd"/>
+      <w:r>
+        <w:rPr>
+          <w:rFonts w:cstheme="minorHAnsi"/>
+        </w:rPr>
+        <w:t xml:space="preserve"> </w:t>
+      </w:r>
+      <w:proofErr w:type="spellStart"/>
+      <w:r>
+        <w:rPr>
+          <w:rFonts w:cstheme="minorHAnsi"/>
+        </w:rPr>
+        <w:t>despre</w:t>
+      </w:r>
+      <w:proofErr w:type="spellEnd"/>
+      <w:r>
+        <w:rPr>
+          <w:rFonts w:cstheme="minorHAnsi"/>
+        </w:rPr>
+        <w:t xml:space="preserve"> </w:t>
+      </w:r>
+      <w:proofErr w:type="spellStart"/>
+      <w:r>
+        <w:rPr>
+          <w:rFonts w:cstheme="minorHAnsi"/>
+        </w:rPr>
+        <w:t>comenzile</w:t>
+      </w:r>
+      <w:proofErr w:type="spellEnd"/>
+      <w:r>
+        <w:rPr>
+          <w:rFonts w:cstheme="minorHAnsi"/>
+        </w:rPr>
+        <w:t xml:space="preserve"> </w:t>
+      </w:r>
+      <w:proofErr w:type="spellStart"/>
+      <w:r>
+        <w:rPr>
+          <w:rFonts w:cstheme="minorHAnsi"/>
+        </w:rPr>
+        <w:t>înregistrate</w:t>
+      </w:r>
+      <w:proofErr w:type="spellEnd"/>
+      <w:r>
+        <w:rPr>
+          <w:rFonts w:cstheme="minorHAnsi"/>
+        </w:rPr>
+        <w:t xml:space="preserve"> </w:t>
+      </w:r>
+      <w:proofErr w:type="spellStart"/>
+      <w:r>
+        <w:rPr>
+          <w:rFonts w:cstheme="minorHAnsi"/>
+        </w:rPr>
+        <w:t>și</w:t>
+      </w:r>
+      <w:proofErr w:type="spellEnd"/>
+      <w:r>
+        <w:rPr>
+          <w:rFonts w:cstheme="minorHAnsi"/>
+        </w:rPr>
+        <w:t xml:space="preserve"> se </w:t>
+      </w:r>
+      <w:proofErr w:type="spellStart"/>
+      <w:r>
+        <w:rPr>
+          <w:rFonts w:cstheme="minorHAnsi"/>
+        </w:rPr>
+        <w:t>calculează</w:t>
+      </w:r>
+      <w:proofErr w:type="spellEnd"/>
+      <w:r>
+        <w:rPr>
+          <w:rFonts w:cstheme="minorHAnsi"/>
+        </w:rPr>
+        <w:t xml:space="preserve"> </w:t>
+      </w:r>
+      <w:proofErr w:type="spellStart"/>
+      <w:r>
+        <w:rPr>
+          <w:rFonts w:cstheme="minorHAnsi"/>
+        </w:rPr>
+        <w:t>totalul</w:t>
+      </w:r>
+      <w:proofErr w:type="spellEnd"/>
+      <w:r>
+        <w:rPr>
+          <w:rFonts w:cstheme="minorHAnsi"/>
+        </w:rPr>
+        <w:t xml:space="preserve"> </w:t>
+      </w:r>
+      <w:proofErr w:type="spellStart"/>
+      <w:r>
+        <w:rPr>
+          <w:rFonts w:cstheme="minorHAnsi"/>
+        </w:rPr>
+        <w:t>încasărilor</w:t>
+      </w:r>
+      <w:proofErr w:type="spellEnd"/>
+      <w:r>
+        <w:rPr>
+          <w:rFonts w:cstheme="minorHAnsi"/>
+        </w:rPr>
+        <w:t xml:space="preserve"> </w:t>
+      </w:r>
+      <w:proofErr w:type="spellStart"/>
+      <w:r>
+        <w:rPr>
+          <w:rFonts w:cstheme="minorHAnsi"/>
+        </w:rPr>
+        <w:t>zilei</w:t>
+      </w:r>
+      <w:proofErr w:type="spellEnd"/>
+      <w:r>
+        <w:rPr>
+          <w:rFonts w:cstheme="minorHAnsi"/>
+        </w:rPr>
+        <w:t>.</w:t>
       </w:r>
     </w:p>
     <w:p>
@@ -725,11 +3625,341 @@
           <w:rFonts w:cstheme="minorHAnsi"/>
         </w:rPr>
       </w:pPr>
-      <w:r>
-        <w:rPr>
-          <w:rFonts w:cstheme="minorHAnsi"/>
-        </w:rPr>
-        <w:t>Sistemul trebuie să permită exportul situației stocurilor de ingrediente și a istoricului comenzilor într-un format CSV definit. Toate datele introduse de utilizator trebuie validate înainte de salvare (ex. prețuri pozitive, câmpuri text completate).</w:t>
+      <w:proofErr w:type="spellStart"/>
+      <w:r>
+        <w:rPr>
+          <w:rFonts w:cstheme="minorHAnsi"/>
+        </w:rPr>
+        <w:t>Sistemul</w:t>
+      </w:r>
+      <w:proofErr w:type="spellEnd"/>
+      <w:r>
+        <w:rPr>
+          <w:rFonts w:cstheme="minorHAnsi"/>
+        </w:rPr>
+        <w:t xml:space="preserve"> </w:t>
+      </w:r>
+      <w:proofErr w:type="spellStart"/>
+      <w:r>
+        <w:rPr>
+          <w:rFonts w:cstheme="minorHAnsi"/>
+        </w:rPr>
+        <w:t>trebuie</w:t>
+      </w:r>
+      <w:proofErr w:type="spellEnd"/>
+      <w:r>
+        <w:rPr>
+          <w:rFonts w:cstheme="minorHAnsi"/>
+        </w:rPr>
+        <w:t xml:space="preserve"> </w:t>
+      </w:r>
+      <w:proofErr w:type="spellStart"/>
+      <w:r>
+        <w:rPr>
+          <w:rFonts w:cstheme="minorHAnsi"/>
+        </w:rPr>
+        <w:t>să</w:t>
+      </w:r>
+      <w:proofErr w:type="spellEnd"/>
+      <w:r>
+        <w:rPr>
+          <w:rFonts w:cstheme="minorHAnsi"/>
+        </w:rPr>
+        <w:t xml:space="preserve"> </w:t>
+      </w:r>
+      <w:proofErr w:type="spellStart"/>
+      <w:r>
+        <w:rPr>
+          <w:rFonts w:cstheme="minorHAnsi"/>
+        </w:rPr>
+        <w:t>permită</w:t>
+      </w:r>
+      <w:proofErr w:type="spellEnd"/>
+      <w:r>
+        <w:rPr>
+          <w:rFonts w:cstheme="minorHAnsi"/>
+        </w:rPr>
+        <w:t xml:space="preserve"> </w:t>
+      </w:r>
+      <w:proofErr w:type="spellStart"/>
+      <w:r>
+        <w:rPr>
+          <w:rFonts w:cstheme="minorHAnsi"/>
+        </w:rPr>
+        <w:t>exportul</w:t>
+      </w:r>
+      <w:proofErr w:type="spellEnd"/>
+      <w:r>
+        <w:rPr>
+          <w:rFonts w:cstheme="minorHAnsi"/>
+        </w:rPr>
+        <w:t xml:space="preserve"> </w:t>
+      </w:r>
+      <w:proofErr w:type="spellStart"/>
+      <w:r>
+        <w:rPr>
+          <w:rFonts w:cstheme="minorHAnsi"/>
+        </w:rPr>
+        <w:t>situației</w:t>
+      </w:r>
+      <w:proofErr w:type="spellEnd"/>
+      <w:r>
+        <w:rPr>
+          <w:rFonts w:cstheme="minorHAnsi"/>
+        </w:rPr>
+        <w:t xml:space="preserve"> </w:t>
+      </w:r>
+      <w:proofErr w:type="spellStart"/>
+      <w:r>
+        <w:rPr>
+          <w:rFonts w:cstheme="minorHAnsi"/>
+        </w:rPr>
+        <w:t>stocurilor</w:t>
+      </w:r>
+      <w:proofErr w:type="spellEnd"/>
+      <w:r>
+        <w:rPr>
+          <w:rFonts w:cstheme="minorHAnsi"/>
+        </w:rPr>
+        <w:t xml:space="preserve"> de </w:t>
+      </w:r>
+      <w:proofErr w:type="spellStart"/>
+      <w:r>
+        <w:rPr>
+          <w:rFonts w:cstheme="minorHAnsi"/>
+        </w:rPr>
+        <w:t>ingrediente</w:t>
+      </w:r>
+      <w:proofErr w:type="spellEnd"/>
+      <w:r>
+        <w:rPr>
+          <w:rFonts w:cstheme="minorHAnsi"/>
+        </w:rPr>
+        <w:t xml:space="preserve"> </w:t>
+      </w:r>
+      <w:proofErr w:type="spellStart"/>
+      <w:r>
+        <w:rPr>
+          <w:rFonts w:cstheme="minorHAnsi"/>
+        </w:rPr>
+        <w:t>și</w:t>
+      </w:r>
+      <w:proofErr w:type="spellEnd"/>
+      <w:r>
+        <w:rPr>
+          <w:rFonts w:cstheme="minorHAnsi"/>
+        </w:rPr>
+        <w:t xml:space="preserve"> a </w:t>
+      </w:r>
+      <w:proofErr w:type="spellStart"/>
+      <w:r>
+        <w:rPr>
+          <w:rFonts w:cstheme="minorHAnsi"/>
+        </w:rPr>
+        <w:t>istoricului</w:t>
+      </w:r>
+      <w:proofErr w:type="spellEnd"/>
+      <w:r>
+        <w:rPr>
+          <w:rFonts w:cstheme="minorHAnsi"/>
+        </w:rPr>
+        <w:t xml:space="preserve"> </w:t>
+      </w:r>
+      <w:proofErr w:type="spellStart"/>
+      <w:r>
+        <w:rPr>
+          <w:rFonts w:cstheme="minorHAnsi"/>
+        </w:rPr>
+        <w:t>comenzilor</w:t>
+      </w:r>
+      <w:proofErr w:type="spellEnd"/>
+      <w:r>
+        <w:rPr>
+          <w:rFonts w:cstheme="minorHAnsi"/>
+        </w:rPr>
+        <w:t xml:space="preserve"> </w:t>
+      </w:r>
+      <w:proofErr w:type="spellStart"/>
+      <w:r>
+        <w:rPr>
+          <w:rFonts w:cstheme="minorHAnsi"/>
+        </w:rPr>
+        <w:t>într</w:t>
+      </w:r>
+      <w:proofErr w:type="spellEnd"/>
+      <w:r>
+        <w:rPr>
+          <w:rFonts w:cstheme="minorHAnsi"/>
+        </w:rPr>
+        <w:t xml:space="preserve">-un format CSV </w:t>
+      </w:r>
+      <w:proofErr w:type="spellStart"/>
+      <w:r>
+        <w:rPr>
+          <w:rFonts w:cstheme="minorHAnsi"/>
+        </w:rPr>
+        <w:t>definit</w:t>
+      </w:r>
+      <w:proofErr w:type="spellEnd"/>
+      <w:r>
+        <w:rPr>
+          <w:rFonts w:cstheme="minorHAnsi"/>
+        </w:rPr>
+        <w:t xml:space="preserve">. </w:t>
+      </w:r>
+      <w:proofErr w:type="spellStart"/>
+      <w:r>
+        <w:rPr>
+          <w:rFonts w:cstheme="minorHAnsi"/>
+        </w:rPr>
+        <w:t>Toate</w:t>
+      </w:r>
+      <w:proofErr w:type="spellEnd"/>
+      <w:r>
+        <w:rPr>
+          <w:rFonts w:cstheme="minorHAnsi"/>
+        </w:rPr>
+        <w:t xml:space="preserve"> </w:t>
+      </w:r>
+      <w:proofErr w:type="spellStart"/>
+      <w:r>
+        <w:rPr>
+          <w:rFonts w:cstheme="minorHAnsi"/>
+        </w:rPr>
+        <w:t>datele</w:t>
+      </w:r>
+      <w:proofErr w:type="spellEnd"/>
+      <w:r>
+        <w:rPr>
+          <w:rFonts w:cstheme="minorHAnsi"/>
+        </w:rPr>
+        <w:t xml:space="preserve"> </w:t>
+      </w:r>
+      <w:proofErr w:type="spellStart"/>
+      <w:r>
+        <w:rPr>
+          <w:rFonts w:cstheme="minorHAnsi"/>
+        </w:rPr>
+        <w:t>introduse</w:t>
+      </w:r>
+      <w:proofErr w:type="spellEnd"/>
+      <w:r>
+        <w:rPr>
+          <w:rFonts w:cstheme="minorHAnsi"/>
+        </w:rPr>
+        <w:t xml:space="preserve"> de </w:t>
+      </w:r>
+      <w:proofErr w:type="spellStart"/>
+      <w:r>
+        <w:rPr>
+          <w:rFonts w:cstheme="minorHAnsi"/>
+        </w:rPr>
+        <w:t>utilizator</w:t>
+      </w:r>
+      <w:proofErr w:type="spellEnd"/>
+      <w:r>
+        <w:rPr>
+          <w:rFonts w:cstheme="minorHAnsi"/>
+        </w:rPr>
+        <w:t xml:space="preserve"> </w:t>
+      </w:r>
+      <w:proofErr w:type="spellStart"/>
+      <w:r>
+        <w:rPr>
+          <w:rFonts w:cstheme="minorHAnsi"/>
+        </w:rPr>
+        <w:t>trebuie</w:t>
+      </w:r>
+      <w:proofErr w:type="spellEnd"/>
+      <w:r>
+        <w:rPr>
+          <w:rFonts w:cstheme="minorHAnsi"/>
+        </w:rPr>
+        <w:t xml:space="preserve"> validate </w:t>
+      </w:r>
+      <w:proofErr w:type="spellStart"/>
+      <w:r>
+        <w:rPr>
+          <w:rFonts w:cstheme="minorHAnsi"/>
+        </w:rPr>
+        <w:t>înainte</w:t>
+      </w:r>
+      <w:proofErr w:type="spellEnd"/>
+      <w:r>
+        <w:rPr>
+          <w:rFonts w:cstheme="minorHAnsi"/>
+        </w:rPr>
+        <w:t xml:space="preserve"> de </w:t>
+      </w:r>
+      <w:proofErr w:type="spellStart"/>
+      <w:r>
+        <w:rPr>
+          <w:rFonts w:cstheme="minorHAnsi"/>
+        </w:rPr>
+        <w:t>salvare</w:t>
+      </w:r>
+      <w:proofErr w:type="spellEnd"/>
+      <w:r>
+        <w:rPr>
+          <w:rFonts w:cstheme="minorHAnsi"/>
+        </w:rPr>
+        <w:t xml:space="preserve"> (ex. </w:t>
+      </w:r>
+      <w:proofErr w:type="spellStart"/>
+      <w:r>
+        <w:rPr>
+          <w:rFonts w:cstheme="minorHAnsi"/>
+        </w:rPr>
+        <w:t>prețuri</w:t>
+      </w:r>
+      <w:proofErr w:type="spellEnd"/>
+      <w:r>
+        <w:rPr>
+          <w:rFonts w:cstheme="minorHAnsi"/>
+        </w:rPr>
+        <w:t xml:space="preserve"> </w:t>
+      </w:r>
+      <w:proofErr w:type="spellStart"/>
+      <w:r>
+        <w:rPr>
+          <w:rFonts w:cstheme="minorHAnsi"/>
+        </w:rPr>
+        <w:t>pozitive</w:t>
+      </w:r>
+      <w:proofErr w:type="spellEnd"/>
+      <w:r>
+        <w:rPr>
+          <w:rFonts w:cstheme="minorHAnsi"/>
+        </w:rPr>
+        <w:t xml:space="preserve">, </w:t>
+      </w:r>
+      <w:proofErr w:type="spellStart"/>
+      <w:r>
+        <w:rPr>
+          <w:rFonts w:cstheme="minorHAnsi"/>
+        </w:rPr>
+        <w:t>câmpuri</w:t>
+      </w:r>
+      <w:proofErr w:type="spellEnd"/>
+      <w:r>
+        <w:rPr>
+          <w:rFonts w:cstheme="minorHAnsi"/>
+        </w:rPr>
+        <w:t xml:space="preserve"> text </w:t>
+      </w:r>
+      <w:proofErr w:type="spellStart"/>
+      <w:r>
+        <w:rPr>
+          <w:rFonts w:cstheme="minorHAnsi"/>
+        </w:rPr>
+        <w:t>completate</w:t>
+      </w:r>
+      <w:proofErr w:type="spellEnd"/>
+      <w:r>
+        <w:rPr>
+          <w:rFonts w:cstheme="minorHAnsi"/>
+        </w:rPr>
+        <w:t>).</w:t>
       </w:r>
     </w:p>
     <w:p>
@@ -750,7 +3980,7 @@
           <w:rFonts w:cstheme="minorHAnsi"/>
         </w:rPr>
         <w:pict w14:anchorId="43BAC44F">
-          <v:rect id="_x0000_i1029" style="width:0;height:1.5pt" o:hralign="center" o:hrstd="t" o:hr="t" fillcolor="#a0a0a0" stroked="f"/>
+          <v:rect id="_x0000_i1025" style="width:0;height:1.5pt" o:hralign="center" o:hrstd="t" o:hr="t" fillcolor="#a0a0a0" stroked="f"/>
         </w:pict>
       </w:r>
     </w:p>
@@ -769,14 +3999,34 @@
           <w:rFonts w:cstheme="minorHAnsi"/>
         </w:rPr>
       </w:pPr>
+      <w:proofErr w:type="spellStart"/>
       <w:r>
         <w:rPr>
           <w:rFonts w:cstheme="minorHAnsi"/>
           <w:b/>
           <w:bCs/>
         </w:rPr>
-        <w:t>Cerințe non-funcționale</w:t>
-      </w:r>
+        <w:t>Cerințe</w:t>
+      </w:r>
+      <w:proofErr w:type="spellEnd"/>
+      <w:r>
+        <w:rPr>
+          <w:rFonts w:cstheme="minorHAnsi"/>
+          <w:b/>
+          <w:bCs/>
+        </w:rPr>
+        <w:t xml:space="preserve"> non-</w:t>
+      </w:r>
+      <w:proofErr w:type="spellStart"/>
+      <w:r>
+        <w:rPr>
+          <w:rFonts w:cstheme="minorHAnsi"/>
+          <w:b/>
+          <w:bCs/>
+        </w:rPr>
+        <w:t>funcționale</w:t>
+      </w:r>
+      <w:proofErr w:type="spellEnd"/>
     </w:p>
     <w:p>
       <w:pPr>
@@ -797,11 +4047,103 @@
           <w:rFonts w:cstheme="minorHAnsi"/>
         </w:rPr>
       </w:pPr>
-      <w:r>
-        <w:rPr>
-          <w:rFonts w:cstheme="minorHAnsi"/>
-        </w:rPr>
-        <w:t>Aplicația trebuie să fie o aplicație desktop dezvoltată folosind Java (minim versiunea JDK 17).</w:t>
+      <w:proofErr w:type="spellStart"/>
+      <w:r>
+        <w:rPr>
+          <w:rFonts w:cstheme="minorHAnsi"/>
+        </w:rPr>
+        <w:t>Aplicația</w:t>
+      </w:r>
+      <w:proofErr w:type="spellEnd"/>
+      <w:r>
+        <w:rPr>
+          <w:rFonts w:cstheme="minorHAnsi"/>
+        </w:rPr>
+        <w:t xml:space="preserve"> </w:t>
+      </w:r>
+      <w:proofErr w:type="spellStart"/>
+      <w:r>
+        <w:rPr>
+          <w:rFonts w:cstheme="minorHAnsi"/>
+        </w:rPr>
+        <w:t>trebuie</w:t>
+      </w:r>
+      <w:proofErr w:type="spellEnd"/>
+      <w:r>
+        <w:rPr>
+          <w:rFonts w:cstheme="minorHAnsi"/>
+        </w:rPr>
+        <w:t xml:space="preserve"> </w:t>
+      </w:r>
+      <w:proofErr w:type="spellStart"/>
+      <w:r>
+        <w:rPr>
+          <w:rFonts w:cstheme="minorHAnsi"/>
+        </w:rPr>
+        <w:t>să</w:t>
+      </w:r>
+      <w:proofErr w:type="spellEnd"/>
+      <w:r>
+        <w:rPr>
+          <w:rFonts w:cstheme="minorHAnsi"/>
+        </w:rPr>
+        <w:t xml:space="preserve"> fie o </w:t>
+      </w:r>
+      <w:proofErr w:type="spellStart"/>
+      <w:r>
+        <w:rPr>
+          <w:rFonts w:cstheme="minorHAnsi"/>
+        </w:rPr>
+        <w:t>aplicație</w:t>
+      </w:r>
+      <w:proofErr w:type="spellEnd"/>
+      <w:r>
+        <w:rPr>
+          <w:rFonts w:cstheme="minorHAnsi"/>
+        </w:rPr>
+        <w:t xml:space="preserve"> desktop </w:t>
+      </w:r>
+      <w:proofErr w:type="spellStart"/>
+      <w:r>
+        <w:rPr>
+          <w:rFonts w:cstheme="minorHAnsi"/>
+        </w:rPr>
+        <w:t>dezvoltată</w:t>
+      </w:r>
+      <w:proofErr w:type="spellEnd"/>
+      <w:r>
+        <w:rPr>
+          <w:rFonts w:cstheme="minorHAnsi"/>
+        </w:rPr>
+        <w:t xml:space="preserve"> </w:t>
+      </w:r>
+      <w:proofErr w:type="spellStart"/>
+      <w:r>
+        <w:rPr>
+          <w:rFonts w:cstheme="minorHAnsi"/>
+        </w:rPr>
+        <w:t>folosind</w:t>
+      </w:r>
+      <w:proofErr w:type="spellEnd"/>
+      <w:r>
+        <w:rPr>
+          <w:rFonts w:cstheme="minorHAnsi"/>
+        </w:rPr>
+        <w:t xml:space="preserve"> Java (minim </w:t>
+      </w:r>
+      <w:proofErr w:type="spellStart"/>
+      <w:r>
+        <w:rPr>
+          <w:rFonts w:cstheme="minorHAnsi"/>
+        </w:rPr>
+        <w:t>versiunea</w:t>
+      </w:r>
+      <w:proofErr w:type="spellEnd"/>
+      <w:r>
+        <w:rPr>
+          <w:rFonts w:cstheme="minorHAnsi"/>
+        </w:rPr>
+        <w:t xml:space="preserve"> JDK 17).</w:t>
       </w:r>
     </w:p>
     <w:p>
@@ -823,11 +4165,75 @@
           <w:rFonts w:cstheme="minorHAnsi"/>
         </w:rPr>
       </w:pPr>
-      <w:r>
-        <w:rPr>
-          <w:rFonts w:cstheme="minorHAnsi"/>
-        </w:rPr>
-        <w:t>Interfața grafică trebuie realizată folosind JavaFX.</w:t>
+      <w:proofErr w:type="spellStart"/>
+      <w:r>
+        <w:rPr>
+          <w:rFonts w:cstheme="minorHAnsi"/>
+        </w:rPr>
+        <w:t>Interfața</w:t>
+      </w:r>
+      <w:proofErr w:type="spellEnd"/>
+      <w:r>
+        <w:rPr>
+          <w:rFonts w:cstheme="minorHAnsi"/>
+        </w:rPr>
+        <w:t xml:space="preserve"> </w:t>
+      </w:r>
+      <w:proofErr w:type="spellStart"/>
+      <w:r>
+        <w:rPr>
+          <w:rFonts w:cstheme="minorHAnsi"/>
+        </w:rPr>
+        <w:t>grafică</w:t>
+      </w:r>
+      <w:proofErr w:type="spellEnd"/>
+      <w:r>
+        <w:rPr>
+          <w:rFonts w:cstheme="minorHAnsi"/>
+        </w:rPr>
+        <w:t xml:space="preserve"> </w:t>
+      </w:r>
+      <w:proofErr w:type="spellStart"/>
+      <w:r>
+        <w:rPr>
+          <w:rFonts w:cstheme="minorHAnsi"/>
+        </w:rPr>
+        <w:t>trebuie</w:t>
+      </w:r>
+      <w:proofErr w:type="spellEnd"/>
+      <w:r>
+        <w:rPr>
+          <w:rFonts w:cstheme="minorHAnsi"/>
+        </w:rPr>
+        <w:t xml:space="preserve"> </w:t>
+      </w:r>
+      <w:proofErr w:type="spellStart"/>
+      <w:r>
+        <w:rPr>
+          <w:rFonts w:cstheme="minorHAnsi"/>
+        </w:rPr>
+        <w:t>realizată</w:t>
+      </w:r>
+      <w:proofErr w:type="spellEnd"/>
+      <w:r>
+        <w:rPr>
+          <w:rFonts w:cstheme="minorHAnsi"/>
+        </w:rPr>
+        <w:t xml:space="preserve"> </w:t>
+      </w:r>
+      <w:proofErr w:type="spellStart"/>
+      <w:r>
+        <w:rPr>
+          <w:rFonts w:cstheme="minorHAnsi"/>
+        </w:rPr>
+        <w:t>folosind</w:t>
+      </w:r>
+      <w:proofErr w:type="spellEnd"/>
+      <w:r>
+        <w:rPr>
+          <w:rFonts w:cstheme="minorHAnsi"/>
+        </w:rPr>
+        <w:t xml:space="preserve"> JavaFX.</w:t>
       </w:r>
     </w:p>
     <w:p>
@@ -849,11 +4255,117 @@
           <w:rFonts w:cstheme="minorHAnsi"/>
         </w:rPr>
       </w:pPr>
-      <w:r>
-        <w:rPr>
-          <w:rFonts w:cstheme="minorHAnsi"/>
-        </w:rPr>
-        <w:t>Persistența datelor trebuie realizată exclusiv în fișiere text (sau CSV).</w:t>
+      <w:proofErr w:type="spellStart"/>
+      <w:r>
+        <w:rPr>
+          <w:rFonts w:cstheme="minorHAnsi"/>
+        </w:rPr>
+        <w:t>Persistența</w:t>
+      </w:r>
+      <w:proofErr w:type="spellEnd"/>
+      <w:r>
+        <w:rPr>
+          <w:rFonts w:cstheme="minorHAnsi"/>
+        </w:rPr>
+        <w:t xml:space="preserve"> </w:t>
+      </w:r>
+      <w:proofErr w:type="spellStart"/>
+      <w:r>
+        <w:rPr>
+          <w:rFonts w:cstheme="minorHAnsi"/>
+        </w:rPr>
+        <w:t>datelor</w:t>
+      </w:r>
+      <w:proofErr w:type="spellEnd"/>
+      <w:r>
+        <w:rPr>
+          <w:rFonts w:cstheme="minorHAnsi"/>
+        </w:rPr>
+        <w:t xml:space="preserve"> </w:t>
+      </w:r>
+      <w:proofErr w:type="spellStart"/>
+      <w:r>
+        <w:rPr>
+          <w:rFonts w:cstheme="minorHAnsi"/>
+        </w:rPr>
+        <w:t>trebuie</w:t>
+      </w:r>
+      <w:proofErr w:type="spellEnd"/>
+      <w:r>
+        <w:rPr>
+          <w:rFonts w:cstheme="minorHAnsi"/>
+        </w:rPr>
+        <w:t xml:space="preserve"> </w:t>
+      </w:r>
+      <w:proofErr w:type="spellStart"/>
+      <w:r>
+        <w:rPr>
+          <w:rFonts w:cstheme="minorHAnsi"/>
+        </w:rPr>
+        <w:t>realizată</w:t>
+      </w:r>
+      <w:proofErr w:type="spellEnd"/>
+      <w:r>
+        <w:rPr>
+          <w:rFonts w:cstheme="minorHAnsi"/>
+        </w:rPr>
+        <w:t xml:space="preserve"> </w:t>
+      </w:r>
+      <w:proofErr w:type="spellStart"/>
+      <w:r>
+        <w:rPr>
+          <w:rFonts w:cstheme="minorHAnsi"/>
+        </w:rPr>
+        <w:t>exclusiv</w:t>
+      </w:r>
+      <w:proofErr w:type="spellEnd"/>
+      <w:r>
+        <w:rPr>
+          <w:rFonts w:cstheme="minorHAnsi"/>
+        </w:rPr>
+        <w:t xml:space="preserve"> </w:t>
+      </w:r>
+      <w:proofErr w:type="spellStart"/>
+      <w:r>
+        <w:rPr>
+          <w:rFonts w:cstheme="minorHAnsi"/>
+        </w:rPr>
+        <w:t>în</w:t>
+      </w:r>
+      <w:proofErr w:type="spellEnd"/>
+      <w:r>
+        <w:rPr>
+          <w:rFonts w:cstheme="minorHAnsi"/>
+        </w:rPr>
+        <w:t xml:space="preserve"> </w:t>
+      </w:r>
+      <w:proofErr w:type="spellStart"/>
+      <w:r>
+        <w:rPr>
+          <w:rFonts w:cstheme="minorHAnsi"/>
+        </w:rPr>
+        <w:t>fișiere</w:t>
+      </w:r>
+      <w:proofErr w:type="spellEnd"/>
+      <w:r>
+        <w:rPr>
+          <w:rFonts w:cstheme="minorHAnsi"/>
+        </w:rPr>
+        <w:t xml:space="preserve"> text (</w:t>
+      </w:r>
+      <w:proofErr w:type="spellStart"/>
+      <w:r>
+        <w:rPr>
+          <w:rFonts w:cstheme="minorHAnsi"/>
+        </w:rPr>
+        <w:t>sau</w:t>
+      </w:r>
+      <w:proofErr w:type="spellEnd"/>
+      <w:r>
+        <w:rPr>
+          <w:rFonts w:cstheme="minorHAnsi"/>
+        </w:rPr>
+        <w:t xml:space="preserve"> CSV).</w:t>
       </w:r>
     </w:p>
     <w:p>
@@ -875,11 +4387,61 @@
           <w:rFonts w:cstheme="minorHAnsi"/>
         </w:rPr>
       </w:pPr>
-      <w:r>
-        <w:rPr>
-          <w:rFonts w:cstheme="minorHAnsi"/>
-        </w:rPr>
-        <w:t>Accesul la date trebuie implementat folosind design pattern-ul Repository.</w:t>
+      <w:proofErr w:type="spellStart"/>
+      <w:r>
+        <w:rPr>
+          <w:rFonts w:cstheme="minorHAnsi"/>
+        </w:rPr>
+        <w:t>Accesul</w:t>
+      </w:r>
+      <w:proofErr w:type="spellEnd"/>
+      <w:r>
+        <w:rPr>
+          <w:rFonts w:cstheme="minorHAnsi"/>
+        </w:rPr>
+        <w:t xml:space="preserve"> la date </w:t>
+      </w:r>
+      <w:proofErr w:type="spellStart"/>
+      <w:r>
+        <w:rPr>
+          <w:rFonts w:cstheme="minorHAnsi"/>
+        </w:rPr>
+        <w:t>trebuie</w:t>
+      </w:r>
+      <w:proofErr w:type="spellEnd"/>
+      <w:r>
+        <w:rPr>
+          <w:rFonts w:cstheme="minorHAnsi"/>
+        </w:rPr>
+        <w:t xml:space="preserve"> </w:t>
+      </w:r>
+      <w:proofErr w:type="spellStart"/>
+      <w:r>
+        <w:rPr>
+          <w:rFonts w:cstheme="minorHAnsi"/>
+        </w:rPr>
+        <w:t>implementat</w:t>
+      </w:r>
+      <w:proofErr w:type="spellEnd"/>
+      <w:r>
+        <w:rPr>
+          <w:rFonts w:cstheme="minorHAnsi"/>
+        </w:rPr>
+        <w:t xml:space="preserve"> </w:t>
+      </w:r>
+      <w:proofErr w:type="spellStart"/>
+      <w:r>
+        <w:rPr>
+          <w:rFonts w:cstheme="minorHAnsi"/>
+        </w:rPr>
+        <w:t>folosind</w:t>
+      </w:r>
+      <w:proofErr w:type="spellEnd"/>
+      <w:r>
+        <w:rPr>
+          <w:rFonts w:cstheme="minorHAnsi"/>
+        </w:rPr>
+        <w:t xml:space="preserve"> design pattern-ul Repository.</w:t>
       </w:r>
     </w:p>
     <w:p>
@@ -905,7 +4467,147 @@
         <w:rPr>
           <w:rFonts w:cstheme="minorHAnsi"/>
         </w:rPr>
-        <w:t>Logica aplicației trebuie să fie decuplată de interfața grafică, utilizând un nivel arhitectural dedicat (Service).</w:t>
+        <w:t xml:space="preserve">Logica </w:t>
+      </w:r>
+      <w:proofErr w:type="spellStart"/>
+      <w:r>
+        <w:rPr>
+          <w:rFonts w:cstheme="minorHAnsi"/>
+        </w:rPr>
+        <w:t>aplicației</w:t>
+      </w:r>
+      <w:proofErr w:type="spellEnd"/>
+      <w:r>
+        <w:rPr>
+          <w:rFonts w:cstheme="minorHAnsi"/>
+        </w:rPr>
+        <w:t xml:space="preserve"> </w:t>
+      </w:r>
+      <w:proofErr w:type="spellStart"/>
+      <w:r>
+        <w:rPr>
+          <w:rFonts w:cstheme="minorHAnsi"/>
+        </w:rPr>
+        <w:t>trebuie</w:t>
+      </w:r>
+      <w:proofErr w:type="spellEnd"/>
+      <w:r>
+        <w:rPr>
+          <w:rFonts w:cstheme="minorHAnsi"/>
+        </w:rPr>
+        <w:t xml:space="preserve"> </w:t>
+      </w:r>
+      <w:proofErr w:type="spellStart"/>
+      <w:r>
+        <w:rPr>
+          <w:rFonts w:cstheme="minorHAnsi"/>
+        </w:rPr>
+        <w:t>să</w:t>
+      </w:r>
+      <w:proofErr w:type="spellEnd"/>
+      <w:r>
+        <w:rPr>
+          <w:rFonts w:cstheme="minorHAnsi"/>
+        </w:rPr>
+        <w:t xml:space="preserve"> fie </w:t>
+      </w:r>
+      <w:proofErr w:type="spellStart"/>
+      <w:r>
+        <w:rPr>
+          <w:rFonts w:cstheme="minorHAnsi"/>
+        </w:rPr>
+        <w:t>decuplată</w:t>
+      </w:r>
+      <w:proofErr w:type="spellEnd"/>
+      <w:r>
+        <w:rPr>
+          <w:rFonts w:cstheme="minorHAnsi"/>
+        </w:rPr>
+        <w:t xml:space="preserve"> de </w:t>
+      </w:r>
+      <w:proofErr w:type="spellStart"/>
+      <w:r>
+        <w:rPr>
+          <w:rFonts w:cstheme="minorHAnsi"/>
+        </w:rPr>
+        <w:t>interfața</w:t>
+      </w:r>
+      <w:proofErr w:type="spellEnd"/>
+      <w:r>
+        <w:rPr>
+          <w:rFonts w:cstheme="minorHAnsi"/>
+        </w:rPr>
+        <w:t xml:space="preserve"> </w:t>
+      </w:r>
+      <w:proofErr w:type="spellStart"/>
+      <w:r>
+        <w:rPr>
+          <w:rFonts w:cstheme="minorHAnsi"/>
+        </w:rPr>
+        <w:t>grafică</w:t>
+      </w:r>
+      <w:proofErr w:type="spellEnd"/>
+      <w:r>
+        <w:rPr>
+          <w:rFonts w:cstheme="minorHAnsi"/>
+        </w:rPr>
+        <w:t xml:space="preserve">, </w:t>
+      </w:r>
+      <w:proofErr w:type="spellStart"/>
+      <w:r>
+        <w:rPr>
+          <w:rFonts w:cstheme="minorHAnsi"/>
+        </w:rPr>
+        <w:t>utilizând</w:t>
+      </w:r>
+      <w:proofErr w:type="spellEnd"/>
+      <w:r>
+        <w:rPr>
+          <w:rFonts w:cstheme="minorHAnsi"/>
+        </w:rPr>
+        <w:t xml:space="preserve"> un </w:t>
+      </w:r>
+      <w:proofErr w:type="spellStart"/>
+      <w:r>
+        <w:rPr>
+          <w:rFonts w:cstheme="minorHAnsi"/>
+        </w:rPr>
+        <w:t>nivel</w:t>
+      </w:r>
+      <w:proofErr w:type="spellEnd"/>
+      <w:r>
+        <w:rPr>
+          <w:rFonts w:cstheme="minorHAnsi"/>
+        </w:rPr>
+        <w:t xml:space="preserve"> </w:t>
+      </w:r>
+      <w:proofErr w:type="spellStart"/>
+      <w:r>
+        <w:rPr>
+          <w:rFonts w:cstheme="minorHAnsi"/>
+        </w:rPr>
+        <w:t>arhitectural</w:t>
+      </w:r>
+      <w:proofErr w:type="spellEnd"/>
+      <w:r>
+        <w:rPr>
+          <w:rFonts w:cstheme="minorHAnsi"/>
+        </w:rPr>
+        <w:t xml:space="preserve"> </w:t>
+      </w:r>
+      <w:proofErr w:type="spellStart"/>
+      <w:r>
+        <w:rPr>
+          <w:rFonts w:cstheme="minorHAnsi"/>
+        </w:rPr>
+        <w:t>dedicat</w:t>
+      </w:r>
+      <w:proofErr w:type="spellEnd"/>
+      <w:r>
+        <w:rPr>
+          <w:rFonts w:cstheme="minorHAnsi"/>
+        </w:rPr>
+        <w:t xml:space="preserve"> (Service).</w:t>
       </w:r>
     </w:p>
     <w:p>
@@ -927,11 +4629,145 @@
           <w:rFonts w:cstheme="minorHAnsi"/>
         </w:rPr>
       </w:pPr>
-      <w:r>
-        <w:rPr>
-          <w:rFonts w:cstheme="minorHAnsi"/>
-        </w:rPr>
-        <w:t>Codul trebuie să respecte cu strictețe principiile OOP (încapsulare, polimorfism, separarea responsabilităților).</w:t>
+      <w:proofErr w:type="spellStart"/>
+      <w:r>
+        <w:rPr>
+          <w:rFonts w:cstheme="minorHAnsi"/>
+        </w:rPr>
+        <w:t>Codul</w:t>
+      </w:r>
+      <w:proofErr w:type="spellEnd"/>
+      <w:r>
+        <w:rPr>
+          <w:rFonts w:cstheme="minorHAnsi"/>
+        </w:rPr>
+        <w:t xml:space="preserve"> </w:t>
+      </w:r>
+      <w:proofErr w:type="spellStart"/>
+      <w:r>
+        <w:rPr>
+          <w:rFonts w:cstheme="minorHAnsi"/>
+        </w:rPr>
+        <w:t>trebuie</w:t>
+      </w:r>
+      <w:proofErr w:type="spellEnd"/>
+      <w:r>
+        <w:rPr>
+          <w:rFonts w:cstheme="minorHAnsi"/>
+        </w:rPr>
+        <w:t xml:space="preserve"> </w:t>
+      </w:r>
+      <w:proofErr w:type="spellStart"/>
+      <w:r>
+        <w:rPr>
+          <w:rFonts w:cstheme="minorHAnsi"/>
+        </w:rPr>
+        <w:t>să</w:t>
+      </w:r>
+      <w:proofErr w:type="spellEnd"/>
+      <w:r>
+        <w:rPr>
+          <w:rFonts w:cstheme="minorHAnsi"/>
+        </w:rPr>
+        <w:t xml:space="preserve"> </w:t>
+      </w:r>
+      <w:proofErr w:type="spellStart"/>
+      <w:r>
+        <w:rPr>
+          <w:rFonts w:cstheme="minorHAnsi"/>
+        </w:rPr>
+        <w:t>respecte</w:t>
+      </w:r>
+      <w:proofErr w:type="spellEnd"/>
+      <w:r>
+        <w:rPr>
+          <w:rFonts w:cstheme="minorHAnsi"/>
+        </w:rPr>
+        <w:t xml:space="preserve"> cu </w:t>
+      </w:r>
+      <w:proofErr w:type="spellStart"/>
+      <w:r>
+        <w:rPr>
+          <w:rFonts w:cstheme="minorHAnsi"/>
+        </w:rPr>
+        <w:t>strictețe</w:t>
+      </w:r>
+      <w:proofErr w:type="spellEnd"/>
+      <w:r>
+        <w:rPr>
+          <w:rFonts w:cstheme="minorHAnsi"/>
+        </w:rPr>
+        <w:t xml:space="preserve"> </w:t>
+      </w:r>
+      <w:proofErr w:type="spellStart"/>
+      <w:r>
+        <w:rPr>
+          <w:rFonts w:cstheme="minorHAnsi"/>
+        </w:rPr>
+        <w:t>principiile</w:t>
+      </w:r>
+      <w:proofErr w:type="spellEnd"/>
+      <w:r>
+        <w:rPr>
+          <w:rFonts w:cstheme="minorHAnsi"/>
+        </w:rPr>
+        <w:t xml:space="preserve"> OOP (</w:t>
+      </w:r>
+      <w:proofErr w:type="spellStart"/>
+      <w:r>
+        <w:rPr>
+          <w:rFonts w:cstheme="minorHAnsi"/>
+        </w:rPr>
+        <w:t>încapsulare</w:t>
+      </w:r>
+      <w:proofErr w:type="spellEnd"/>
+      <w:r>
+        <w:rPr>
+          <w:rFonts w:cstheme="minorHAnsi"/>
+        </w:rPr>
+        <w:t xml:space="preserve">, </w:t>
+      </w:r>
+      <w:proofErr w:type="spellStart"/>
+      <w:r>
+        <w:rPr>
+          <w:rFonts w:cstheme="minorHAnsi"/>
+        </w:rPr>
+        <w:t>polimorfism</w:t>
+      </w:r>
+      <w:proofErr w:type="spellEnd"/>
+      <w:r>
+        <w:rPr>
+          <w:rFonts w:cstheme="minorHAnsi"/>
+        </w:rPr>
+        <w:t xml:space="preserve">, </w:t>
+      </w:r>
+      <w:proofErr w:type="spellStart"/>
+      <w:r>
+        <w:rPr>
+          <w:rFonts w:cstheme="minorHAnsi"/>
+        </w:rPr>
+        <w:t>separarea</w:t>
+      </w:r>
+      <w:proofErr w:type="spellEnd"/>
+      <w:r>
+        <w:rPr>
+          <w:rFonts w:cstheme="minorHAnsi"/>
+        </w:rPr>
+        <w:t xml:space="preserve"> </w:t>
+      </w:r>
+      <w:proofErr w:type="spellStart"/>
+      <w:r>
+        <w:rPr>
+          <w:rFonts w:cstheme="minorHAnsi"/>
+        </w:rPr>
+        <w:t>responsabilităților</w:t>
+      </w:r>
+      <w:proofErr w:type="spellEnd"/>
+      <w:r>
+        <w:rPr>
+          <w:rFonts w:cstheme="minorHAnsi"/>
+        </w:rPr>
+        <w:t>).</w:t>
       </w:r>
     </w:p>
     <w:p>
@@ -1101,21 +4937,23 @@
       </w:rPr>
       <w:tab/>
     </w:r>
+    <w:proofErr w:type="spellStart"/>
     <w:r>
       <w:rPr>
         <w:rFonts w:cstheme="minorHAnsi"/>
         <w:sz w:val="24"/>
         <w:szCs w:val="24"/>
       </w:rPr>
-      <w:t xml:space="preserve">Informatică </w:t>
+      <w:t>Informatică</w:t>
     </w:r>
+    <w:proofErr w:type="spellEnd"/>
     <w:r>
       <w:rPr>
         <w:rFonts w:cstheme="minorHAnsi"/>
         <w:sz w:val="24"/>
         <w:szCs w:val="24"/>
       </w:rPr>
-      <w:t xml:space="preserve">– </w:t>
+      <w:t xml:space="preserve"> </w:t>
     </w:r>
     <w:r>
       <w:rPr>
@@ -1123,7 +4961,25 @@
         <w:sz w:val="24"/>
         <w:szCs w:val="24"/>
       </w:rPr>
-      <w:t>Română, 20</w:t>
+      <w:t xml:space="preserve">– </w:t>
+    </w:r>
+    <w:proofErr w:type="spellStart"/>
+    <w:r>
+      <w:rPr>
+        <w:rFonts w:cstheme="minorHAnsi"/>
+        <w:sz w:val="24"/>
+        <w:szCs w:val="24"/>
+      </w:rPr>
+      <w:t>Română</w:t>
+    </w:r>
+    <w:proofErr w:type="spellEnd"/>
+    <w:r>
+      <w:rPr>
+        <w:rFonts w:cstheme="minorHAnsi"/>
+        <w:sz w:val="24"/>
+        <w:szCs w:val="24"/>
+      </w:rPr>
+      <w:t>, 20</w:t>
     </w:r>
     <w:r>
       <w:rPr>
@@ -4501,6 +8357,7 @@
   <w:style w:type="character" w:default="1" w:styleId="DefaultParagraphFont">
     <w:name w:val="Default Paragraph Font"/>
     <w:uiPriority w:val="1"/>
+    <w:semiHidden/>
     <w:unhideWhenUsed/>
   </w:style>
   <w:style w:type="table" w:default="1" w:styleId="TableNormal">
